--- a/data/raw/Placement_oppurtunities.docx
+++ b/data/raw/Placement_oppurtunities.docx
@@ -14,80 +14,2969 @@
           <w:b/>
           <w:bCs/>
         </w:rPr>
+        <w:t>Placement Opportunities at Powerpuff Girls Arts and Science College</w:t>
+      </w:r>
+    </w:p>
+    <w:p>
+      <w:pPr>
+        <w:rPr>
+          <w:b/>
+          <w:bCs/>
+        </w:rPr>
+      </w:pPr>
+      <w:r>
+        <w:rPr>
+          <w:b/>
+          <w:bCs/>
+        </w:rPr>
+        <w:t xml:space="preserve">Powerpuff Girls Arts and Science College, Townsville, Tamil Nadu, ensures career readiness through its Career Development Cell (CDC), achieving a 92% placement rate in 2024–25. With partnerships across tech, finance, media, and wellness, and a robust alumni network, the college prepares students in B.A. English Literature, B.Sc. Computer Science, </w:t>
+      </w:r>
+      <w:proofErr w:type="gramStart"/>
+      <w:r>
+        <w:rPr>
+          <w:b/>
+          <w:bCs/>
+        </w:rPr>
+        <w:t>B.Com</w:t>
+      </w:r>
+      <w:proofErr w:type="gramEnd"/>
+      <w:r>
+        <w:rPr>
+          <w:b/>
+          <w:bCs/>
+        </w:rPr>
+        <w:t xml:space="preserve"> Accounting &amp; Finance, B.Sc. Psychology, B.B.A, M.Sc. Data Science, and M.A. Journalism &amp; Mass Communication for top-tier careers.</w:t>
+      </w:r>
+    </w:p>
+    <w:p>
+      <w:pPr>
+        <w:rPr>
+          <w:b/>
+          <w:bCs/>
+        </w:rPr>
+      </w:pPr>
+      <w:r>
+        <w:rPr>
+          <w:b/>
+          <w:bCs/>
+        </w:rPr>
+        <w:pict w14:anchorId="1CCEA57C">
+          <v:rect id="_x0000_i1097" style="width:0;height:1.5pt" o:hralign="center" o:hrstd="t" o:hr="t" fillcolor="#a0a0a0" stroked="f"/>
+        </w:pict>
+      </w:r>
+    </w:p>
+    <w:p>
+      <w:pPr>
+        <w:rPr>
+          <w:b/>
+          <w:bCs/>
+        </w:rPr>
+      </w:pPr>
+      <w:r>
+        <w:rPr>
+          <w:b/>
+          <w:bCs/>
+        </w:rPr>
         <w:t>B.A. English Literature</w:t>
       </w:r>
     </w:p>
     <w:p>
-      <w:r>
-        <w:t xml:space="preserve">Graduates of B.A. English Literature have seen successful placements in fields like content writing, publishing, digital marketing, and public relations. Students have secured roles such as </w:t>
-      </w:r>
-      <w:r>
-        <w:rPr>
-          <w:b/>
-          <w:bCs/>
-        </w:rPr>
-        <w:t>Content Editors</w:t>
-      </w:r>
-      <w:r>
+      <w:pPr>
+        <w:numPr>
+          <w:ilvl w:val="0"/>
+          <w:numId w:val="1"/>
+        </w:numPr>
+        <w:rPr>
+          <w:b/>
+          <w:bCs/>
+        </w:rPr>
+      </w:pPr>
+      <w:r>
+        <w:rPr>
+          <w:b/>
+          <w:bCs/>
+        </w:rPr>
+        <w:t>Fields: Content writing, publishing, digital marketing, PR, education.</w:t>
+      </w:r>
+    </w:p>
+    <w:p>
+      <w:pPr>
+        <w:numPr>
+          <w:ilvl w:val="0"/>
+          <w:numId w:val="1"/>
+        </w:numPr>
+        <w:rPr>
+          <w:b/>
+          <w:bCs/>
+        </w:rPr>
+      </w:pPr>
+      <w:r>
+        <w:rPr>
+          <w:b/>
+          <w:bCs/>
+        </w:rPr>
+        <w:t>Roles: Content Editors, SEO Writers, Junior Copywriters, PR Assistants.</w:t>
+      </w:r>
+    </w:p>
+    <w:p>
+      <w:pPr>
+        <w:numPr>
+          <w:ilvl w:val="0"/>
+          <w:numId w:val="1"/>
+        </w:numPr>
+        <w:rPr>
+          <w:b/>
+          <w:bCs/>
+        </w:rPr>
+      </w:pPr>
+      <w:r>
+        <w:rPr>
+          <w:b/>
+          <w:bCs/>
+        </w:rPr>
+        <w:t xml:space="preserve">Recruiters: The Hindu Group, Zoho, </w:t>
+      </w:r>
+      <w:proofErr w:type="spellStart"/>
+      <w:r>
+        <w:rPr>
+          <w:b/>
+          <w:bCs/>
+        </w:rPr>
+        <w:t>Freshworks</w:t>
+      </w:r>
+      <w:proofErr w:type="spellEnd"/>
+      <w:r>
+        <w:rPr>
+          <w:b/>
+          <w:bCs/>
+        </w:rPr>
+        <w:t>, Penguin India.</w:t>
+      </w:r>
+    </w:p>
+    <w:p>
+      <w:pPr>
+        <w:numPr>
+          <w:ilvl w:val="0"/>
+          <w:numId w:val="1"/>
+        </w:numPr>
+        <w:rPr>
+          <w:b/>
+          <w:bCs/>
+        </w:rPr>
+      </w:pPr>
+      <w:r>
+        <w:rPr>
+          <w:b/>
+          <w:bCs/>
+        </w:rPr>
+        <w:t>Achievements (2024–25):</w:t>
+      </w:r>
+    </w:p>
+    <w:p>
+      <w:pPr>
+        <w:numPr>
+          <w:ilvl w:val="1"/>
+          <w:numId w:val="1"/>
+        </w:numPr>
+        <w:rPr>
+          <w:b/>
+          <w:bCs/>
+        </w:rPr>
+      </w:pPr>
+      <w:r>
+        <w:rPr>
+          <w:b/>
+          <w:bCs/>
+        </w:rPr>
+        <w:t>85% placement (68/80 students).</w:t>
+      </w:r>
+    </w:p>
+    <w:p>
+      <w:pPr>
+        <w:numPr>
+          <w:ilvl w:val="1"/>
+          <w:numId w:val="1"/>
+        </w:numPr>
+        <w:rPr>
+          <w:b/>
+          <w:bCs/>
+        </w:rPr>
+      </w:pPr>
+      <w:r>
+        <w:rPr>
+          <w:b/>
+          <w:bCs/>
+        </w:rPr>
+        <w:t>Average package: ₹3.1 LPA.</w:t>
+      </w:r>
+    </w:p>
+    <w:p>
+      <w:pPr>
+        <w:numPr>
+          <w:ilvl w:val="1"/>
+          <w:numId w:val="1"/>
+        </w:numPr>
+        <w:rPr>
+          <w:b/>
+          <w:bCs/>
+        </w:rPr>
+      </w:pPr>
+      <w:r>
+        <w:rPr>
+          <w:b/>
+          <w:bCs/>
+        </w:rPr>
+        <w:t>Notable: Meenakshi R. (The Hindu, Content Writer, ₹3.0 LPA); Vaishnavi Manoharan (PR India, Communications Executive, ₹3.2 LPA).</w:t>
+      </w:r>
+    </w:p>
+    <w:p>
+      <w:pPr>
+        <w:numPr>
+          <w:ilvl w:val="0"/>
+          <w:numId w:val="1"/>
+        </w:numPr>
+        <w:rPr>
+          <w:b/>
+          <w:bCs/>
+        </w:rPr>
+      </w:pPr>
+      <w:r>
+        <w:rPr>
+          <w:b/>
+          <w:bCs/>
+        </w:rPr>
+        <w:t>Preparation:</w:t>
+      </w:r>
+    </w:p>
+    <w:p>
+      <w:pPr>
+        <w:numPr>
+          <w:ilvl w:val="1"/>
+          <w:numId w:val="1"/>
+        </w:numPr>
+        <w:rPr>
+          <w:b/>
+          <w:bCs/>
+        </w:rPr>
+      </w:pPr>
+      <w:r>
+        <w:rPr>
+          <w:b/>
+          <w:bCs/>
+        </w:rPr>
+        <w:t>Curriculum: Prose &amp; Composition, Literary Criticism.</w:t>
+      </w:r>
+    </w:p>
+    <w:p>
+      <w:pPr>
+        <w:numPr>
+          <w:ilvl w:val="1"/>
+          <w:numId w:val="1"/>
+        </w:numPr>
+        <w:rPr>
+          <w:b/>
+          <w:bCs/>
+        </w:rPr>
+      </w:pPr>
+      <w:r>
+        <w:rPr>
+          <w:b/>
+          <w:bCs/>
+        </w:rPr>
+        <w:t>Internships: News agencies, NGOs (60% conversion).</w:t>
+      </w:r>
+    </w:p>
+    <w:p>
+      <w:pPr>
+        <w:numPr>
+          <w:ilvl w:val="1"/>
+          <w:numId w:val="1"/>
+        </w:numPr>
+        <w:rPr>
+          <w:b/>
+          <w:bCs/>
+        </w:rPr>
+      </w:pPr>
+      <w:r>
+        <w:rPr>
+          <w:b/>
+          <w:bCs/>
+        </w:rPr>
+        <w:t>Workshops: SEO, media ethics.</w:t>
+      </w:r>
+    </w:p>
+    <w:p>
+      <w:pPr>
+        <w:numPr>
+          <w:ilvl w:val="1"/>
+          <w:numId w:val="1"/>
+        </w:numPr>
+        <w:rPr>
+          <w:b/>
+          <w:bCs/>
+        </w:rPr>
+      </w:pPr>
+      <w:r>
+        <w:rPr>
+          <w:b/>
+          <w:bCs/>
+        </w:rPr>
+        <w:t xml:space="preserve">Events: </w:t>
+      </w:r>
+      <w:proofErr w:type="spellStart"/>
+      <w:r>
+        <w:rPr>
+          <w:b/>
+          <w:bCs/>
+        </w:rPr>
+        <w:t>LitLoom</w:t>
+      </w:r>
+      <w:proofErr w:type="spellEnd"/>
+      <w:r>
+        <w:rPr>
+          <w:b/>
+          <w:bCs/>
+        </w:rPr>
+        <w:t xml:space="preserve"> slams, presentations.</w:t>
+      </w:r>
+    </w:p>
+    <w:p>
+      <w:pPr>
+        <w:numPr>
+          <w:ilvl w:val="1"/>
+          <w:numId w:val="1"/>
+        </w:numPr>
+        <w:rPr>
+          <w:b/>
+          <w:bCs/>
+        </w:rPr>
+      </w:pPr>
+      <w:r>
+        <w:rPr>
+          <w:b/>
+          <w:bCs/>
+        </w:rPr>
+        <w:t>CDC: Resume workshops, mock interviews.</w:t>
+      </w:r>
+    </w:p>
+    <w:p>
+      <w:pPr>
+        <w:numPr>
+          <w:ilvl w:val="0"/>
+          <w:numId w:val="1"/>
+        </w:numPr>
+        <w:rPr>
+          <w:b/>
+          <w:bCs/>
+        </w:rPr>
+      </w:pPr>
+      <w:r>
+        <w:rPr>
+          <w:b/>
+          <w:bCs/>
+        </w:rPr>
+        <w:t>Career Fit: Journalism, publishing, digital marketing; 15% pursue M.A. English/Journalism.</w:t>
+      </w:r>
+    </w:p>
+    <w:p>
+      <w:pPr>
+        <w:numPr>
+          <w:ilvl w:val="0"/>
+          <w:numId w:val="1"/>
+        </w:numPr>
+        <w:rPr>
+          <w:b/>
+          <w:bCs/>
+        </w:rPr>
+      </w:pPr>
+      <w:r>
+        <w:rPr>
+          <w:b/>
+          <w:bCs/>
+        </w:rPr>
+        <w:t>Outlook: 90% placement in 2025–26, targeting digital startups.</w:t>
+      </w:r>
+    </w:p>
+    <w:p>
+      <w:pPr>
+        <w:rPr>
+          <w:b/>
+          <w:bCs/>
+        </w:rPr>
+      </w:pPr>
+      <w:r>
+        <w:rPr>
+          <w:b/>
+          <w:bCs/>
+        </w:rPr>
+        <w:pict w14:anchorId="3EAF39E6">
+          <v:rect id="_x0000_i1098" style="width:0;height:1.5pt" o:hralign="center" o:hrstd="t" o:hr="t" fillcolor="#a0a0a0" stroked="f"/>
+        </w:pict>
+      </w:r>
+    </w:p>
+    <w:p>
+      <w:pPr>
+        <w:rPr>
+          <w:b/>
+          <w:bCs/>
+        </w:rPr>
+      </w:pPr>
+      <w:r>
+        <w:rPr>
+          <w:b/>
+          <w:bCs/>
+        </w:rPr>
+        <w:t>B.Sc. Computer Science</w:t>
+      </w:r>
+    </w:p>
+    <w:p>
+      <w:pPr>
+        <w:numPr>
+          <w:ilvl w:val="0"/>
+          <w:numId w:val="2"/>
+        </w:numPr>
+        <w:rPr>
+          <w:b/>
+          <w:bCs/>
+        </w:rPr>
+      </w:pPr>
+      <w:r>
+        <w:rPr>
+          <w:b/>
+          <w:bCs/>
+        </w:rPr>
+        <w:t>Fields: Software development, data analytics, cybersecurity, UI/UX.</w:t>
+      </w:r>
+    </w:p>
+    <w:p>
+      <w:pPr>
+        <w:numPr>
+          <w:ilvl w:val="0"/>
+          <w:numId w:val="2"/>
+        </w:numPr>
+        <w:rPr>
+          <w:b/>
+          <w:bCs/>
+        </w:rPr>
+      </w:pPr>
+      <w:r>
+        <w:rPr>
+          <w:b/>
+          <w:bCs/>
+        </w:rPr>
+        <w:t>Roles: Software Developers, Junior Data Analysts, Technical Support Engineers.</w:t>
+      </w:r>
+    </w:p>
+    <w:p>
+      <w:pPr>
+        <w:numPr>
+          <w:ilvl w:val="0"/>
+          <w:numId w:val="2"/>
+        </w:numPr>
+        <w:rPr>
+          <w:b/>
+          <w:bCs/>
+        </w:rPr>
+      </w:pPr>
+      <w:r>
+        <w:rPr>
+          <w:b/>
+          <w:bCs/>
+        </w:rPr>
+        <w:t>Recruiters: Infosys, Wipro, TCS, Zoho, fintech startups.</w:t>
+      </w:r>
+    </w:p>
+    <w:p>
+      <w:pPr>
+        <w:numPr>
+          <w:ilvl w:val="0"/>
+          <w:numId w:val="2"/>
+        </w:numPr>
+        <w:rPr>
+          <w:b/>
+          <w:bCs/>
+        </w:rPr>
+      </w:pPr>
+      <w:r>
+        <w:rPr>
+          <w:b/>
+          <w:bCs/>
+        </w:rPr>
+        <w:t>Achievements (2024–25):</w:t>
+      </w:r>
+    </w:p>
+    <w:p>
+      <w:pPr>
+        <w:numPr>
+          <w:ilvl w:val="1"/>
+          <w:numId w:val="2"/>
+        </w:numPr>
+        <w:rPr>
+          <w:b/>
+          <w:bCs/>
+        </w:rPr>
+      </w:pPr>
+      <w:r>
+        <w:rPr>
+          <w:b/>
+          <w:bCs/>
+        </w:rPr>
+        <w:t>95% placement (85/90 students).</w:t>
+      </w:r>
+    </w:p>
+    <w:p>
+      <w:pPr>
+        <w:numPr>
+          <w:ilvl w:val="1"/>
+          <w:numId w:val="2"/>
+        </w:numPr>
+        <w:rPr>
+          <w:b/>
+          <w:bCs/>
+        </w:rPr>
+      </w:pPr>
+      <w:r>
+        <w:rPr>
+          <w:b/>
+          <w:bCs/>
+        </w:rPr>
+        <w:t>Average package: ₹5.5 LPA; highest: ₹8 LPA (fintech startup).</w:t>
+      </w:r>
+    </w:p>
+    <w:p>
+      <w:pPr>
+        <w:numPr>
+          <w:ilvl w:val="1"/>
+          <w:numId w:val="2"/>
+        </w:numPr>
+        <w:rPr>
+          <w:b/>
+          <w:bCs/>
+        </w:rPr>
+      </w:pPr>
+      <w:r>
+        <w:rPr>
+          <w:b/>
+          <w:bCs/>
+        </w:rPr>
+        <w:lastRenderedPageBreak/>
+        <w:t>Notable: Aishwarya Nair (Infosys, Software Engineer, ₹4.8 LPA); Harini Balasubramanian (Zoho, Software Developer, ₹6.5 LPA).</w:t>
+      </w:r>
+    </w:p>
+    <w:p>
+      <w:pPr>
+        <w:numPr>
+          <w:ilvl w:val="0"/>
+          <w:numId w:val="2"/>
+        </w:numPr>
+        <w:rPr>
+          <w:b/>
+          <w:bCs/>
+        </w:rPr>
+      </w:pPr>
+      <w:r>
+        <w:rPr>
+          <w:b/>
+          <w:bCs/>
+        </w:rPr>
+        <w:t>Preparation:</w:t>
+      </w:r>
+    </w:p>
+    <w:p>
+      <w:pPr>
+        <w:numPr>
+          <w:ilvl w:val="1"/>
+          <w:numId w:val="2"/>
+        </w:numPr>
+        <w:rPr>
+          <w:b/>
+          <w:bCs/>
+        </w:rPr>
+      </w:pPr>
+      <w:r>
+        <w:rPr>
+          <w:b/>
+          <w:bCs/>
+        </w:rPr>
+        <w:t>Curriculum: Programming in C, Data Structures, Web Technology.</w:t>
+      </w:r>
+    </w:p>
+    <w:p>
+      <w:pPr>
+        <w:numPr>
+          <w:ilvl w:val="1"/>
+          <w:numId w:val="2"/>
+        </w:numPr>
+        <w:rPr>
+          <w:b/>
+          <w:bCs/>
+        </w:rPr>
+      </w:pPr>
+      <w:r>
+        <w:rPr>
+          <w:b/>
+          <w:bCs/>
+        </w:rPr>
+        <w:t>Internships: Tech firms (70% conversion).</w:t>
+      </w:r>
+    </w:p>
+    <w:p>
+      <w:pPr>
+        <w:numPr>
+          <w:ilvl w:val="1"/>
+          <w:numId w:val="2"/>
+        </w:numPr>
+        <w:rPr>
+          <w:b/>
+          <w:bCs/>
+        </w:rPr>
+      </w:pPr>
+      <w:r>
+        <w:rPr>
+          <w:b/>
+          <w:bCs/>
+        </w:rPr>
+        <w:t>Bootcamps: Python, Java, AWS.</w:t>
+      </w:r>
+    </w:p>
+    <w:p>
+      <w:pPr>
+        <w:numPr>
+          <w:ilvl w:val="1"/>
+          <w:numId w:val="2"/>
+        </w:numPr>
+        <w:rPr>
+          <w:b/>
+          <w:bCs/>
+        </w:rPr>
+      </w:pPr>
+      <w:r>
+        <w:rPr>
+          <w:b/>
+          <w:bCs/>
+        </w:rPr>
+        <w:t xml:space="preserve">Events: </w:t>
+      </w:r>
+      <w:proofErr w:type="spellStart"/>
+      <w:r>
+        <w:rPr>
+          <w:b/>
+          <w:bCs/>
+        </w:rPr>
+        <w:t>TechBurst</w:t>
+      </w:r>
+      <w:proofErr w:type="spellEnd"/>
+      <w:r>
+        <w:rPr>
+          <w:b/>
+          <w:bCs/>
+        </w:rPr>
+        <w:t xml:space="preserve"> hackathons, UI/UX expos.</w:t>
+      </w:r>
+    </w:p>
+    <w:p>
+      <w:pPr>
+        <w:numPr>
+          <w:ilvl w:val="1"/>
+          <w:numId w:val="2"/>
+        </w:numPr>
+        <w:rPr>
+          <w:b/>
+          <w:bCs/>
+        </w:rPr>
+      </w:pPr>
+      <w:r>
+        <w:rPr>
+          <w:b/>
+          <w:bCs/>
+        </w:rPr>
+        <w:t>CDC: Technical interview prep, alumni mentoring.</w:t>
+      </w:r>
+    </w:p>
+    <w:p>
+      <w:pPr>
+        <w:numPr>
+          <w:ilvl w:val="0"/>
+          <w:numId w:val="2"/>
+        </w:numPr>
+        <w:rPr>
+          <w:b/>
+          <w:bCs/>
+        </w:rPr>
+      </w:pPr>
+      <w:r>
+        <w:rPr>
+          <w:b/>
+          <w:bCs/>
+        </w:rPr>
+        <w:t>Career Fit: Developer roles, IT internships; 10% pursue M.Sc. CS/MCA.</w:t>
+      </w:r>
+    </w:p>
+    <w:p>
+      <w:pPr>
+        <w:numPr>
+          <w:ilvl w:val="0"/>
+          <w:numId w:val="2"/>
+        </w:numPr>
+        <w:rPr>
+          <w:b/>
+          <w:bCs/>
+        </w:rPr>
+      </w:pPr>
+      <w:r>
+        <w:rPr>
+          <w:b/>
+          <w:bCs/>
+        </w:rPr>
+        <w:t>Outlook: 97% placement in 2025–26, focusing on AI startups.</w:t>
+      </w:r>
+    </w:p>
+    <w:p>
+      <w:pPr>
+        <w:rPr>
+          <w:b/>
+          <w:bCs/>
+        </w:rPr>
+      </w:pPr>
+      <w:r>
+        <w:rPr>
+          <w:b/>
+          <w:bCs/>
+        </w:rPr>
+        <w:pict w14:anchorId="634CFAB4">
+          <v:rect id="_x0000_i1099" style="width:0;height:1.5pt" o:hralign="center" o:hrstd="t" o:hr="t" fillcolor="#a0a0a0" stroked="f"/>
+        </w:pict>
+      </w:r>
+    </w:p>
+    <w:p>
+      <w:pPr>
+        <w:rPr>
+          <w:b/>
+          <w:bCs/>
+        </w:rPr>
+      </w:pPr>
+      <w:proofErr w:type="gramStart"/>
+      <w:r>
+        <w:rPr>
+          <w:b/>
+          <w:bCs/>
+        </w:rPr>
+        <w:t>B.Com</w:t>
+      </w:r>
+      <w:proofErr w:type="gramEnd"/>
+      <w:r>
+        <w:rPr>
+          <w:b/>
+          <w:bCs/>
+        </w:rPr>
+        <w:t xml:space="preserve"> Accounting &amp; Finance</w:t>
+      </w:r>
+    </w:p>
+    <w:p>
+      <w:pPr>
+        <w:numPr>
+          <w:ilvl w:val="0"/>
+          <w:numId w:val="3"/>
+        </w:numPr>
+        <w:rPr>
+          <w:b/>
+          <w:bCs/>
+        </w:rPr>
+      </w:pPr>
+      <w:r>
+        <w:rPr>
+          <w:b/>
+          <w:bCs/>
+        </w:rPr>
+        <w:t>Fields: Accounting, auditing, taxation, banking.</w:t>
+      </w:r>
+    </w:p>
+    <w:p>
+      <w:pPr>
+        <w:numPr>
+          <w:ilvl w:val="0"/>
+          <w:numId w:val="3"/>
+        </w:numPr>
+        <w:rPr>
+          <w:b/>
+          <w:bCs/>
+        </w:rPr>
+      </w:pPr>
+      <w:r>
+        <w:rPr>
+          <w:b/>
+          <w:bCs/>
+        </w:rPr>
+        <w:t>Roles: Accounts Executives, Audit Assistants, Tax Analysts.</w:t>
+      </w:r>
+    </w:p>
+    <w:p>
+      <w:pPr>
+        <w:numPr>
+          <w:ilvl w:val="0"/>
+          <w:numId w:val="3"/>
+        </w:numPr>
+        <w:rPr>
+          <w:b/>
+          <w:bCs/>
+        </w:rPr>
+      </w:pPr>
+      <w:r>
+        <w:rPr>
+          <w:b/>
+          <w:bCs/>
+        </w:rPr>
+        <w:t>Recruiters: Deloitte, EY, HDFC Bank, KPMG.</w:t>
+      </w:r>
+    </w:p>
+    <w:p>
+      <w:pPr>
+        <w:numPr>
+          <w:ilvl w:val="0"/>
+          <w:numId w:val="3"/>
+        </w:numPr>
+        <w:rPr>
+          <w:b/>
+          <w:bCs/>
+        </w:rPr>
+      </w:pPr>
+      <w:r>
+        <w:rPr>
+          <w:b/>
+          <w:bCs/>
+        </w:rPr>
+        <w:t>Achievements (2024–25):</w:t>
+      </w:r>
+    </w:p>
+    <w:p>
+      <w:pPr>
+        <w:numPr>
+          <w:ilvl w:val="1"/>
+          <w:numId w:val="3"/>
+        </w:numPr>
+        <w:rPr>
+          <w:b/>
+          <w:bCs/>
+        </w:rPr>
+      </w:pPr>
+      <w:r>
+        <w:rPr>
+          <w:b/>
+          <w:bCs/>
+        </w:rPr>
+        <w:t>88% placement (70/80 students).</w:t>
+      </w:r>
+    </w:p>
+    <w:p>
+      <w:pPr>
+        <w:numPr>
+          <w:ilvl w:val="1"/>
+          <w:numId w:val="3"/>
+        </w:numPr>
+        <w:rPr>
+          <w:b/>
+          <w:bCs/>
+        </w:rPr>
+      </w:pPr>
+      <w:r>
+        <w:rPr>
+          <w:b/>
+          <w:bCs/>
+        </w:rPr>
+        <w:t>Average package: ₹4.1 LPA.</w:t>
+      </w:r>
+    </w:p>
+    <w:p>
+      <w:pPr>
+        <w:numPr>
+          <w:ilvl w:val="1"/>
+          <w:numId w:val="3"/>
+        </w:numPr>
+        <w:rPr>
+          <w:b/>
+          <w:bCs/>
+        </w:rPr>
+      </w:pPr>
+      <w:r>
+        <w:rPr>
+          <w:b/>
+          <w:bCs/>
+        </w:rPr>
+        <w:t>Notable: Kavya Iyer (Deloitte, Audit Associate, ₹4.2 LPA); Divya Venkatesh (EY, Tax Analyst, ₹4.0 LPA).</w:t>
+      </w:r>
+    </w:p>
+    <w:p>
+      <w:pPr>
+        <w:numPr>
+          <w:ilvl w:val="0"/>
+          <w:numId w:val="3"/>
+        </w:numPr>
+        <w:rPr>
+          <w:b/>
+          <w:bCs/>
+        </w:rPr>
+      </w:pPr>
+      <w:r>
+        <w:rPr>
+          <w:b/>
+          <w:bCs/>
+        </w:rPr>
+        <w:t>Preparation:</w:t>
+      </w:r>
+    </w:p>
+    <w:p>
+      <w:pPr>
+        <w:numPr>
+          <w:ilvl w:val="1"/>
+          <w:numId w:val="3"/>
+        </w:numPr>
+        <w:rPr>
+          <w:b/>
+          <w:bCs/>
+        </w:rPr>
+      </w:pPr>
+      <w:r>
+        <w:rPr>
+          <w:b/>
+          <w:bCs/>
+        </w:rPr>
+        <w:t>Curriculum: Financial Accounting I, Income Tax.</w:t>
+      </w:r>
+    </w:p>
+    <w:p>
+      <w:pPr>
+        <w:numPr>
+          <w:ilvl w:val="1"/>
+          <w:numId w:val="3"/>
+        </w:numPr>
+        <w:rPr>
+          <w:b/>
+          <w:bCs/>
+        </w:rPr>
+      </w:pPr>
+      <w:r>
+        <w:rPr>
+          <w:b/>
+          <w:bCs/>
+        </w:rPr>
+        <w:t>Internships: CA firms, banks (65% conversion).</w:t>
+      </w:r>
+    </w:p>
+    <w:p>
+      <w:pPr>
+        <w:numPr>
+          <w:ilvl w:val="1"/>
+          <w:numId w:val="3"/>
+        </w:numPr>
+        <w:rPr>
+          <w:b/>
+          <w:bCs/>
+        </w:rPr>
+      </w:pPr>
+      <w:r>
+        <w:rPr>
+          <w:b/>
+          <w:bCs/>
+        </w:rPr>
+        <w:t>Training: Tally, GST certifications.</w:t>
+      </w:r>
+    </w:p>
+    <w:p>
+      <w:pPr>
+        <w:numPr>
+          <w:ilvl w:val="1"/>
+          <w:numId w:val="3"/>
+        </w:numPr>
+        <w:rPr>
+          <w:b/>
+          <w:bCs/>
+        </w:rPr>
+      </w:pPr>
+      <w:r>
+        <w:rPr>
+          <w:b/>
+          <w:bCs/>
+        </w:rPr>
+        <w:t xml:space="preserve">Events: </w:t>
+      </w:r>
+      <w:proofErr w:type="spellStart"/>
+      <w:r>
+        <w:rPr>
+          <w:b/>
+          <w:bCs/>
+        </w:rPr>
+        <w:t>FinThrive</w:t>
+      </w:r>
+      <w:proofErr w:type="spellEnd"/>
+      <w:r>
+        <w:rPr>
+          <w:b/>
+          <w:bCs/>
+        </w:rPr>
+        <w:t xml:space="preserve"> case competitions, GST workshops.</w:t>
+      </w:r>
+    </w:p>
+    <w:p>
+      <w:pPr>
+        <w:numPr>
+          <w:ilvl w:val="1"/>
+          <w:numId w:val="3"/>
+        </w:numPr>
+        <w:rPr>
+          <w:b/>
+          <w:bCs/>
+        </w:rPr>
+      </w:pPr>
+      <w:r>
+        <w:rPr>
+          <w:b/>
+          <w:bCs/>
+        </w:rPr>
+        <w:t>CDC: Mock interviews, resume workshops.</w:t>
+      </w:r>
+    </w:p>
+    <w:p>
+      <w:pPr>
+        <w:numPr>
+          <w:ilvl w:val="0"/>
+          <w:numId w:val="3"/>
+        </w:numPr>
+        <w:rPr>
+          <w:b/>
+          <w:bCs/>
+        </w:rPr>
+      </w:pPr>
+      <w:r>
+        <w:rPr>
+          <w:b/>
+          <w:bCs/>
+        </w:rPr>
+        <w:t xml:space="preserve">Career Fit: Accounting, banking, CA/CMA; 20% pursue </w:t>
+      </w:r>
+      <w:proofErr w:type="gramStart"/>
+      <w:r>
+        <w:rPr>
+          <w:b/>
+          <w:bCs/>
+        </w:rPr>
+        <w:t>M.Com</w:t>
+      </w:r>
+      <w:proofErr w:type="gramEnd"/>
+      <w:r>
+        <w:rPr>
+          <w:b/>
+          <w:bCs/>
+        </w:rPr>
+        <w:t>/MBA.</w:t>
+      </w:r>
+    </w:p>
+    <w:p>
+      <w:pPr>
+        <w:numPr>
+          <w:ilvl w:val="0"/>
+          <w:numId w:val="3"/>
+        </w:numPr>
+        <w:rPr>
+          <w:b/>
+          <w:bCs/>
+        </w:rPr>
+      </w:pPr>
+      <w:r>
+        <w:rPr>
+          <w:b/>
+          <w:bCs/>
+        </w:rPr>
+        <w:t>Outlook: 90% placement in 2025–26, targeting fintech.</w:t>
+      </w:r>
+    </w:p>
+    <w:p>
+      <w:pPr>
+        <w:rPr>
+          <w:b/>
+          <w:bCs/>
+        </w:rPr>
+      </w:pPr>
+      <w:r>
+        <w:rPr>
+          <w:b/>
+          <w:bCs/>
+        </w:rPr>
+        <w:pict w14:anchorId="1B3AB68A">
+          <v:rect id="_x0000_i1100" style="width:0;height:1.5pt" o:hralign="center" o:hrstd="t" o:hr="t" fillcolor="#a0a0a0" stroked="f"/>
+        </w:pict>
+      </w:r>
+    </w:p>
+    <w:p>
+      <w:pPr>
+        <w:rPr>
+          <w:b/>
+          <w:bCs/>
+        </w:rPr>
+      </w:pPr>
+      <w:r>
+        <w:rPr>
+          <w:b/>
+          <w:bCs/>
+        </w:rPr>
+        <w:t>B.Sc. Psychology</w:t>
+      </w:r>
+    </w:p>
+    <w:p>
+      <w:pPr>
+        <w:numPr>
+          <w:ilvl w:val="0"/>
+          <w:numId w:val="4"/>
+        </w:numPr>
+        <w:rPr>
+          <w:b/>
+          <w:bCs/>
+        </w:rPr>
+      </w:pPr>
+      <w:r>
+        <w:rPr>
+          <w:b/>
+          <w:bCs/>
+        </w:rPr>
+        <w:t xml:space="preserve">Fields: </w:t>
+      </w:r>
+      <w:proofErr w:type="spellStart"/>
+      <w:r>
+        <w:rPr>
+          <w:b/>
+          <w:bCs/>
+        </w:rPr>
+        <w:t>Counseling</w:t>
+      </w:r>
+      <w:proofErr w:type="spellEnd"/>
+      <w:r>
+        <w:rPr>
+          <w:b/>
+          <w:bCs/>
+        </w:rPr>
+        <w:t>, HR, research, special education.</w:t>
+      </w:r>
+    </w:p>
+    <w:p>
+      <w:pPr>
+        <w:numPr>
+          <w:ilvl w:val="0"/>
+          <w:numId w:val="4"/>
+        </w:numPr>
+        <w:rPr>
+          <w:b/>
+          <w:bCs/>
+        </w:rPr>
+      </w:pPr>
+      <w:r>
+        <w:rPr>
+          <w:b/>
+          <w:bCs/>
+        </w:rPr>
+        <w:t xml:space="preserve">Roles: </w:t>
+      </w:r>
+      <w:proofErr w:type="spellStart"/>
+      <w:r>
+        <w:rPr>
+          <w:b/>
+          <w:bCs/>
+        </w:rPr>
+        <w:t>Counseling</w:t>
+      </w:r>
+      <w:proofErr w:type="spellEnd"/>
+      <w:r>
+        <w:rPr>
+          <w:b/>
+          <w:bCs/>
+        </w:rPr>
+        <w:t xml:space="preserve"> Assistants, HR Trainees, </w:t>
+      </w:r>
+      <w:proofErr w:type="spellStart"/>
+      <w:r>
+        <w:rPr>
+          <w:b/>
+          <w:bCs/>
+        </w:rPr>
+        <w:t>Behavioral</w:t>
+      </w:r>
+      <w:proofErr w:type="spellEnd"/>
+      <w:r>
+        <w:rPr>
+          <w:b/>
+          <w:bCs/>
+        </w:rPr>
+        <w:t xml:space="preserve"> Therapist Interns.</w:t>
+      </w:r>
+    </w:p>
+    <w:p>
+      <w:pPr>
+        <w:numPr>
+          <w:ilvl w:val="0"/>
+          <w:numId w:val="4"/>
+        </w:numPr>
+        <w:rPr>
+          <w:b/>
+          <w:bCs/>
+        </w:rPr>
+      </w:pPr>
+      <w:r>
+        <w:rPr>
+          <w:b/>
+          <w:bCs/>
+        </w:rPr>
+        <w:lastRenderedPageBreak/>
+        <w:t xml:space="preserve">Recruiters: VIMHANS, Apollo Wellbeing, </w:t>
+      </w:r>
+      <w:proofErr w:type="spellStart"/>
+      <w:r>
+        <w:rPr>
+          <w:b/>
+          <w:bCs/>
+        </w:rPr>
+        <w:t>MindTree</w:t>
+      </w:r>
+      <w:proofErr w:type="spellEnd"/>
+      <w:r>
+        <w:rPr>
+          <w:b/>
+          <w:bCs/>
+        </w:rPr>
+        <w:t xml:space="preserve"> Wellness, NGOs.</w:t>
+      </w:r>
+    </w:p>
+    <w:p>
+      <w:pPr>
+        <w:numPr>
+          <w:ilvl w:val="0"/>
+          <w:numId w:val="4"/>
+        </w:numPr>
+        <w:rPr>
+          <w:b/>
+          <w:bCs/>
+        </w:rPr>
+      </w:pPr>
+      <w:r>
+        <w:rPr>
+          <w:b/>
+          <w:bCs/>
+        </w:rPr>
+        <w:t>Achievements (2024–25):</w:t>
+      </w:r>
+    </w:p>
+    <w:p>
+      <w:pPr>
+        <w:numPr>
+          <w:ilvl w:val="1"/>
+          <w:numId w:val="4"/>
+        </w:numPr>
+        <w:rPr>
+          <w:b/>
+          <w:bCs/>
+        </w:rPr>
+      </w:pPr>
+      <w:r>
+        <w:rPr>
+          <w:b/>
+          <w:bCs/>
+        </w:rPr>
+        <w:t>85% placement (51/60 students).</w:t>
+      </w:r>
+    </w:p>
+    <w:p>
+      <w:pPr>
+        <w:numPr>
+          <w:ilvl w:val="1"/>
+          <w:numId w:val="4"/>
+        </w:numPr>
+        <w:rPr>
+          <w:b/>
+          <w:bCs/>
+        </w:rPr>
+      </w:pPr>
+      <w:r>
+        <w:rPr>
+          <w:b/>
+          <w:bCs/>
+        </w:rPr>
+        <w:t>Average package: ₹3.2 LPA.</w:t>
+      </w:r>
+    </w:p>
+    <w:p>
+      <w:pPr>
+        <w:numPr>
+          <w:ilvl w:val="1"/>
+          <w:numId w:val="4"/>
+        </w:numPr>
+        <w:rPr>
+          <w:b/>
+          <w:bCs/>
+        </w:rPr>
+      </w:pPr>
+      <w:r>
+        <w:rPr>
+          <w:b/>
+          <w:bCs/>
+        </w:rPr>
+        <w:t>Notable: Pooja Rajendran (</w:t>
+      </w:r>
+      <w:proofErr w:type="spellStart"/>
+      <w:r>
+        <w:rPr>
+          <w:b/>
+          <w:bCs/>
+        </w:rPr>
+        <w:t>MindTree</w:t>
+      </w:r>
+      <w:proofErr w:type="spellEnd"/>
+      <w:r>
+        <w:rPr>
+          <w:b/>
+          <w:bCs/>
+        </w:rPr>
+        <w:t xml:space="preserve"> Wellness, </w:t>
+      </w:r>
+      <w:proofErr w:type="spellStart"/>
+      <w:r>
+        <w:rPr>
+          <w:b/>
+          <w:bCs/>
+        </w:rPr>
+        <w:t>Behavioral</w:t>
+      </w:r>
+      <w:proofErr w:type="spellEnd"/>
+      <w:r>
+        <w:rPr>
+          <w:b/>
+          <w:bCs/>
+        </w:rPr>
+        <w:t xml:space="preserve"> Therapist Intern).</w:t>
+      </w:r>
+    </w:p>
+    <w:p>
+      <w:pPr>
+        <w:numPr>
+          <w:ilvl w:val="0"/>
+          <w:numId w:val="4"/>
+        </w:numPr>
+        <w:rPr>
+          <w:b/>
+          <w:bCs/>
+        </w:rPr>
+      </w:pPr>
+      <w:r>
+        <w:rPr>
+          <w:b/>
+          <w:bCs/>
+        </w:rPr>
+        <w:t>Preparation:</w:t>
+      </w:r>
+    </w:p>
+    <w:p>
+      <w:pPr>
+        <w:numPr>
+          <w:ilvl w:val="1"/>
+          <w:numId w:val="4"/>
+        </w:numPr>
+        <w:rPr>
+          <w:b/>
+          <w:bCs/>
+        </w:rPr>
+      </w:pPr>
+      <w:r>
+        <w:rPr>
+          <w:b/>
+          <w:bCs/>
+        </w:rPr>
+        <w:t>Curriculum: Abnormal Psychology, Psychological Testing.</w:t>
+      </w:r>
+    </w:p>
+    <w:p>
+      <w:pPr>
+        <w:numPr>
+          <w:ilvl w:val="1"/>
+          <w:numId w:val="4"/>
+        </w:numPr>
+        <w:rPr>
+          <w:b/>
+          <w:bCs/>
+        </w:rPr>
+      </w:pPr>
+      <w:r>
+        <w:rPr>
+          <w:b/>
+          <w:bCs/>
+        </w:rPr>
+        <w:t xml:space="preserve">Internships: NGOs, wellness </w:t>
+      </w:r>
+      <w:proofErr w:type="spellStart"/>
+      <w:r>
+        <w:rPr>
+          <w:b/>
+          <w:bCs/>
+        </w:rPr>
+        <w:t>centers</w:t>
+      </w:r>
+      <w:proofErr w:type="spellEnd"/>
+      <w:r>
+        <w:rPr>
+          <w:b/>
+          <w:bCs/>
+        </w:rPr>
+        <w:t xml:space="preserve"> (60% conversion).</w:t>
+      </w:r>
+    </w:p>
+    <w:p>
+      <w:pPr>
+        <w:numPr>
+          <w:ilvl w:val="1"/>
+          <w:numId w:val="4"/>
+        </w:numPr>
+        <w:rPr>
+          <w:b/>
+          <w:bCs/>
+        </w:rPr>
+      </w:pPr>
+      <w:r>
+        <w:rPr>
+          <w:b/>
+          <w:bCs/>
+        </w:rPr>
+        <w:t xml:space="preserve">Workshops: </w:t>
+      </w:r>
+      <w:proofErr w:type="spellStart"/>
+      <w:r>
+        <w:rPr>
+          <w:b/>
+          <w:bCs/>
+        </w:rPr>
+        <w:t>Counseling</w:t>
+      </w:r>
+      <w:proofErr w:type="spellEnd"/>
+      <w:r>
+        <w:rPr>
+          <w:b/>
+          <w:bCs/>
+        </w:rPr>
+        <w:t>, HR analytics.</w:t>
+      </w:r>
+    </w:p>
+    <w:p>
+      <w:pPr>
+        <w:numPr>
+          <w:ilvl w:val="1"/>
+          <w:numId w:val="4"/>
+        </w:numPr>
+        <w:rPr>
+          <w:b/>
+          <w:bCs/>
+        </w:rPr>
+      </w:pPr>
+      <w:r>
+        <w:rPr>
+          <w:b/>
+          <w:bCs/>
+        </w:rPr>
+        <w:t>Events: Psyched Week campaigns, posters.</w:t>
+      </w:r>
+    </w:p>
+    <w:p>
+      <w:pPr>
+        <w:numPr>
+          <w:ilvl w:val="1"/>
+          <w:numId w:val="4"/>
+        </w:numPr>
+        <w:rPr>
+          <w:b/>
+          <w:bCs/>
+        </w:rPr>
+      </w:pPr>
+      <w:r>
+        <w:rPr>
+          <w:b/>
+          <w:bCs/>
+        </w:rPr>
+        <w:t xml:space="preserve">CDC: Mock </w:t>
+      </w:r>
+      <w:proofErr w:type="spellStart"/>
+      <w:r>
+        <w:rPr>
+          <w:b/>
+          <w:bCs/>
+        </w:rPr>
+        <w:t>counseling</w:t>
+      </w:r>
+      <w:proofErr w:type="spellEnd"/>
+      <w:r>
+        <w:rPr>
+          <w:b/>
+          <w:bCs/>
+        </w:rPr>
+        <w:t xml:space="preserve"> sessions, alumni mentoring.</w:t>
+      </w:r>
+    </w:p>
+    <w:p>
+      <w:pPr>
+        <w:numPr>
+          <w:ilvl w:val="0"/>
+          <w:numId w:val="4"/>
+        </w:numPr>
+        <w:rPr>
+          <w:b/>
+          <w:bCs/>
+        </w:rPr>
+      </w:pPr>
+      <w:r>
+        <w:rPr>
+          <w:b/>
+          <w:bCs/>
+        </w:rPr>
+        <w:t xml:space="preserve">Career Fit: </w:t>
+      </w:r>
+      <w:proofErr w:type="spellStart"/>
+      <w:r>
+        <w:rPr>
+          <w:b/>
+          <w:bCs/>
+        </w:rPr>
+        <w:t>Counseling</w:t>
+      </w:r>
+      <w:proofErr w:type="spellEnd"/>
+      <w:r>
+        <w:rPr>
+          <w:b/>
+          <w:bCs/>
+        </w:rPr>
+        <w:t>, HR, NGOs; 25% pursue M.Sc. Psychology.</w:t>
+      </w:r>
+    </w:p>
+    <w:p>
+      <w:pPr>
+        <w:numPr>
+          <w:ilvl w:val="0"/>
+          <w:numId w:val="4"/>
+        </w:numPr>
+        <w:rPr>
+          <w:b/>
+          <w:bCs/>
+        </w:rPr>
+      </w:pPr>
+      <w:r>
+        <w:rPr>
+          <w:b/>
+          <w:bCs/>
+        </w:rPr>
+        <w:t>Outlook: 88% placement in 2025–26, targeting HR tech.</w:t>
+      </w:r>
+    </w:p>
+    <w:p>
+      <w:pPr>
+        <w:rPr>
+          <w:b/>
+          <w:bCs/>
+        </w:rPr>
+      </w:pPr>
+      <w:r>
+        <w:rPr>
+          <w:b/>
+          <w:bCs/>
+        </w:rPr>
+        <w:pict w14:anchorId="36799C3B">
+          <v:rect id="_x0000_i1101" style="width:0;height:1.5pt" o:hralign="center" o:hrstd="t" o:hr="t" fillcolor="#a0a0a0" stroked="f"/>
+        </w:pict>
+      </w:r>
+    </w:p>
+    <w:p>
+      <w:pPr>
+        <w:rPr>
+          <w:b/>
+          <w:bCs/>
+        </w:rPr>
+      </w:pPr>
+      <w:r>
+        <w:rPr>
+          <w:b/>
+          <w:bCs/>
+        </w:rPr>
+        <w:t>B.B.A</w:t>
+      </w:r>
+    </w:p>
+    <w:p>
+      <w:pPr>
+        <w:numPr>
+          <w:ilvl w:val="0"/>
+          <w:numId w:val="5"/>
+        </w:numPr>
+        <w:rPr>
+          <w:b/>
+          <w:bCs/>
+        </w:rPr>
+      </w:pPr>
+      <w:r>
+        <w:rPr>
+          <w:b/>
+          <w:bCs/>
+        </w:rPr>
+        <w:t>Fields: Sales, marketing, HR, operations, entrepreneurship.</w:t>
+      </w:r>
+    </w:p>
+    <w:p>
+      <w:pPr>
+        <w:numPr>
+          <w:ilvl w:val="0"/>
+          <w:numId w:val="5"/>
+        </w:numPr>
+        <w:rPr>
+          <w:b/>
+          <w:bCs/>
+        </w:rPr>
+      </w:pPr>
+      <w:r>
+        <w:rPr>
+          <w:b/>
+          <w:bCs/>
+        </w:rPr>
+        <w:t>Roles: Management Trainees, Digital Marketing Associates, Operations Assistants.</w:t>
+      </w:r>
+    </w:p>
+    <w:p>
+      <w:pPr>
+        <w:numPr>
+          <w:ilvl w:val="0"/>
+          <w:numId w:val="5"/>
+        </w:numPr>
+        <w:rPr>
+          <w:b/>
+          <w:bCs/>
+        </w:rPr>
+      </w:pPr>
+      <w:r>
+        <w:rPr>
+          <w:b/>
+          <w:bCs/>
+        </w:rPr>
+        <w:t xml:space="preserve">Recruiters: Amazon India, Reliance Retail, HDFC Bank, </w:t>
+      </w:r>
+      <w:proofErr w:type="spellStart"/>
+      <w:r>
+        <w:rPr>
+          <w:b/>
+          <w:bCs/>
+        </w:rPr>
+        <w:t>Byju’s</w:t>
+      </w:r>
+      <w:proofErr w:type="spellEnd"/>
+      <w:r>
+        <w:rPr>
+          <w:b/>
+          <w:bCs/>
+        </w:rPr>
+        <w:t>.</w:t>
+      </w:r>
+    </w:p>
+    <w:p>
+      <w:pPr>
+        <w:numPr>
+          <w:ilvl w:val="0"/>
+          <w:numId w:val="5"/>
+        </w:numPr>
+        <w:rPr>
+          <w:b/>
+          <w:bCs/>
+        </w:rPr>
+      </w:pPr>
+      <w:r>
+        <w:rPr>
+          <w:b/>
+          <w:bCs/>
+        </w:rPr>
+        <w:t>Achievements (2024–25):</w:t>
+      </w:r>
+    </w:p>
+    <w:p>
+      <w:pPr>
+        <w:numPr>
+          <w:ilvl w:val="1"/>
+          <w:numId w:val="5"/>
+        </w:numPr>
+        <w:rPr>
+          <w:b/>
+          <w:bCs/>
+        </w:rPr>
+      </w:pPr>
+      <w:r>
+        <w:rPr>
+          <w:b/>
+          <w:bCs/>
+        </w:rPr>
+        <w:t>88% placement (53/60 students).</w:t>
+      </w:r>
+    </w:p>
+    <w:p>
+      <w:pPr>
+        <w:numPr>
+          <w:ilvl w:val="1"/>
+          <w:numId w:val="5"/>
+        </w:numPr>
+        <w:rPr>
+          <w:b/>
+          <w:bCs/>
+        </w:rPr>
+      </w:pPr>
+      <w:r>
+        <w:rPr>
+          <w:b/>
+          <w:bCs/>
+        </w:rPr>
+        <w:t>Average package: ₹4.0 LPA.</w:t>
+      </w:r>
+    </w:p>
+    <w:p>
+      <w:pPr>
+        <w:numPr>
+          <w:ilvl w:val="1"/>
+          <w:numId w:val="5"/>
+        </w:numPr>
+        <w:rPr>
+          <w:b/>
+          <w:bCs/>
+        </w:rPr>
+      </w:pPr>
+      <w:r>
+        <w:rPr>
+          <w:b/>
+          <w:bCs/>
+        </w:rPr>
+        <w:t>Notable: Sneha Suresh (HDFC Bank, Relationship Manager, ₹3.6 LPA).</w:t>
+      </w:r>
+    </w:p>
+    <w:p>
+      <w:pPr>
+        <w:numPr>
+          <w:ilvl w:val="0"/>
+          <w:numId w:val="5"/>
+        </w:numPr>
+        <w:rPr>
+          <w:b/>
+          <w:bCs/>
+        </w:rPr>
+      </w:pPr>
+      <w:r>
+        <w:rPr>
+          <w:b/>
+          <w:bCs/>
+        </w:rPr>
+        <w:t>Preparation:</w:t>
+      </w:r>
+    </w:p>
+    <w:p>
+      <w:pPr>
+        <w:numPr>
+          <w:ilvl w:val="1"/>
+          <w:numId w:val="5"/>
+        </w:numPr>
+        <w:rPr>
+          <w:b/>
+          <w:bCs/>
+        </w:rPr>
+      </w:pPr>
+      <w:r>
+        <w:rPr>
+          <w:b/>
+          <w:bCs/>
+        </w:rPr>
+        <w:t>Curriculum: Marketing Management, HR Management.</w:t>
+      </w:r>
+    </w:p>
+    <w:p>
+      <w:pPr>
+        <w:numPr>
+          <w:ilvl w:val="1"/>
+          <w:numId w:val="5"/>
+        </w:numPr>
+        <w:rPr>
+          <w:b/>
+          <w:bCs/>
+        </w:rPr>
+      </w:pPr>
+      <w:r>
+        <w:rPr>
+          <w:b/>
+          <w:bCs/>
+        </w:rPr>
+        <w:t>Internships: Startups, banks (70% conversion).</w:t>
+      </w:r>
+    </w:p>
+    <w:p>
+      <w:pPr>
+        <w:numPr>
+          <w:ilvl w:val="1"/>
+          <w:numId w:val="5"/>
+        </w:numPr>
+        <w:rPr>
+          <w:b/>
+          <w:bCs/>
+        </w:rPr>
+      </w:pPr>
+      <w:r>
+        <w:rPr>
+          <w:b/>
+          <w:bCs/>
+        </w:rPr>
+        <w:t>Visits: Corporate tours (e.g., Reliance warehouses).</w:t>
+      </w:r>
+    </w:p>
+    <w:p>
+      <w:pPr>
+        <w:numPr>
+          <w:ilvl w:val="1"/>
+          <w:numId w:val="5"/>
+        </w:numPr>
+        <w:rPr>
+          <w:b/>
+          <w:bCs/>
+        </w:rPr>
+      </w:pPr>
+      <w:r>
+        <w:rPr>
+          <w:b/>
+          <w:bCs/>
+        </w:rPr>
+        <w:t xml:space="preserve">Events: </w:t>
+      </w:r>
+      <w:proofErr w:type="spellStart"/>
+      <w:r>
+        <w:rPr>
+          <w:b/>
+          <w:bCs/>
+        </w:rPr>
+        <w:t>BizSprint</w:t>
+      </w:r>
+      <w:proofErr w:type="spellEnd"/>
+      <w:r>
+        <w:rPr>
+          <w:b/>
+          <w:bCs/>
+        </w:rPr>
+        <w:t xml:space="preserve"> pitch fests, business games.</w:t>
+      </w:r>
+    </w:p>
+    <w:p>
+      <w:pPr>
+        <w:numPr>
+          <w:ilvl w:val="1"/>
+          <w:numId w:val="5"/>
+        </w:numPr>
+        <w:rPr>
+          <w:b/>
+          <w:bCs/>
+        </w:rPr>
+      </w:pPr>
+      <w:r>
+        <w:rPr>
+          <w:b/>
+          <w:bCs/>
+        </w:rPr>
+        <w:t>CDC: Mock GDs, alumni mentoring.</w:t>
+      </w:r>
+    </w:p>
+    <w:p>
+      <w:pPr>
+        <w:numPr>
+          <w:ilvl w:val="0"/>
+          <w:numId w:val="5"/>
+        </w:numPr>
+        <w:rPr>
+          <w:b/>
+          <w:bCs/>
+        </w:rPr>
+      </w:pPr>
+      <w:r>
+        <w:rPr>
+          <w:b/>
+          <w:bCs/>
+        </w:rPr>
+        <w:t>Career Fit: Management, marketing, MBA prep; 20% pursue MBA.</w:t>
+      </w:r>
+    </w:p>
+    <w:p>
+      <w:pPr>
+        <w:numPr>
+          <w:ilvl w:val="0"/>
+          <w:numId w:val="5"/>
+        </w:numPr>
+        <w:rPr>
+          <w:b/>
+          <w:bCs/>
+        </w:rPr>
+      </w:pPr>
+      <w:r>
+        <w:rPr>
+          <w:b/>
+          <w:bCs/>
+        </w:rPr>
+        <w:t>Outlook: 90% placement in 2025–26, targeting startups.</w:t>
+      </w:r>
+    </w:p>
+    <w:p>
+      <w:pPr>
+        <w:rPr>
+          <w:b/>
+          <w:bCs/>
+        </w:rPr>
+      </w:pPr>
+      <w:r>
+        <w:rPr>
+          <w:b/>
+          <w:bCs/>
+        </w:rPr>
+        <w:pict w14:anchorId="726B63F0">
+          <v:rect id="_x0000_i1102" style="width:0;height:1.5pt" o:hralign="center" o:hrstd="t" o:hr="t" fillcolor="#a0a0a0" stroked="f"/>
+        </w:pict>
+      </w:r>
+    </w:p>
+    <w:p>
+      <w:pPr>
+        <w:rPr>
+          <w:b/>
+          <w:bCs/>
+        </w:rPr>
+      </w:pPr>
+      <w:r>
+        <w:rPr>
+          <w:b/>
+          <w:bCs/>
+        </w:rPr>
+        <w:lastRenderedPageBreak/>
+        <w:t>M.Sc. Data Science</w:t>
+      </w:r>
+    </w:p>
+    <w:p>
+      <w:pPr>
+        <w:numPr>
+          <w:ilvl w:val="0"/>
+          <w:numId w:val="6"/>
+        </w:numPr>
+        <w:rPr>
+          <w:b/>
+          <w:bCs/>
+        </w:rPr>
+      </w:pPr>
+      <w:r>
+        <w:rPr>
+          <w:b/>
+          <w:bCs/>
+        </w:rPr>
+        <w:t>Fields: Data analytics, machine learning, business intelligence.</w:t>
+      </w:r>
+    </w:p>
+    <w:p>
+      <w:pPr>
+        <w:numPr>
+          <w:ilvl w:val="0"/>
+          <w:numId w:val="6"/>
+        </w:numPr>
+        <w:rPr>
+          <w:b/>
+          <w:bCs/>
+        </w:rPr>
+      </w:pPr>
+      <w:r>
+        <w:rPr>
+          <w:b/>
+          <w:bCs/>
+        </w:rPr>
+        <w:t>Roles: Data Analysts, ML Engineers, Business Intelligence Associates.</w:t>
+      </w:r>
+    </w:p>
+    <w:p>
+      <w:pPr>
+        <w:numPr>
+          <w:ilvl w:val="0"/>
+          <w:numId w:val="6"/>
+        </w:numPr>
+        <w:rPr>
+          <w:b/>
+          <w:bCs/>
+        </w:rPr>
+      </w:pPr>
+      <w:r>
+        <w:rPr>
+          <w:b/>
+          <w:bCs/>
+        </w:rPr>
+        <w:t xml:space="preserve">Recruiters: Zoho Analytics, TCS </w:t>
+      </w:r>
+      <w:proofErr w:type="spellStart"/>
+      <w:r>
+        <w:rPr>
+          <w:b/>
+          <w:bCs/>
+        </w:rPr>
+        <w:t>iON</w:t>
+      </w:r>
+      <w:proofErr w:type="spellEnd"/>
+      <w:r>
+        <w:rPr>
+          <w:b/>
+          <w:bCs/>
+        </w:rPr>
+        <w:t>, Amazon, Mu Sigma.</w:t>
+      </w:r>
+    </w:p>
+    <w:p>
+      <w:pPr>
+        <w:numPr>
+          <w:ilvl w:val="0"/>
+          <w:numId w:val="6"/>
+        </w:numPr>
+        <w:rPr>
+          <w:b/>
+          <w:bCs/>
+        </w:rPr>
+      </w:pPr>
+      <w:r>
+        <w:rPr>
+          <w:b/>
+          <w:bCs/>
+        </w:rPr>
+        <w:t>Achievements (2024–25):</w:t>
+      </w:r>
+    </w:p>
+    <w:p>
+      <w:pPr>
+        <w:numPr>
+          <w:ilvl w:val="1"/>
+          <w:numId w:val="6"/>
+        </w:numPr>
+        <w:rPr>
+          <w:b/>
+          <w:bCs/>
+        </w:rPr>
+      </w:pPr>
+      <w:r>
+        <w:rPr>
+          <w:b/>
+          <w:bCs/>
+        </w:rPr>
+        <w:t>98% placement (49/50 students).</w:t>
+      </w:r>
+    </w:p>
+    <w:p>
+      <w:pPr>
+        <w:numPr>
+          <w:ilvl w:val="1"/>
+          <w:numId w:val="6"/>
+        </w:numPr>
+        <w:rPr>
+          <w:b/>
+          <w:bCs/>
+        </w:rPr>
+      </w:pPr>
+      <w:r>
+        <w:rPr>
+          <w:b/>
+          <w:bCs/>
+        </w:rPr>
+        <w:t>Average package: ₹6.8 LPA; highest: ₹7.0 LPA (Amazon).</w:t>
+      </w:r>
+    </w:p>
+    <w:p>
+      <w:pPr>
+        <w:numPr>
+          <w:ilvl w:val="1"/>
+          <w:numId w:val="6"/>
+        </w:numPr>
+        <w:rPr>
+          <w:b/>
+          <w:bCs/>
+        </w:rPr>
+      </w:pPr>
+      <w:r>
+        <w:rPr>
+          <w:b/>
+          <w:bCs/>
+        </w:rPr>
+        <w:t>Notable: Ananya Krishnan (Amazon, Data Analyst, ₹7.0 LPA).</w:t>
+      </w:r>
+    </w:p>
+    <w:p>
+      <w:pPr>
+        <w:numPr>
+          <w:ilvl w:val="0"/>
+          <w:numId w:val="6"/>
+        </w:numPr>
+        <w:rPr>
+          <w:b/>
+          <w:bCs/>
+        </w:rPr>
+      </w:pPr>
+      <w:r>
+        <w:rPr>
+          <w:b/>
+          <w:bCs/>
+        </w:rPr>
+        <w:t>Preparation:</w:t>
+      </w:r>
+    </w:p>
+    <w:p>
+      <w:pPr>
+        <w:numPr>
+          <w:ilvl w:val="1"/>
+          <w:numId w:val="6"/>
+        </w:numPr>
+        <w:rPr>
+          <w:b/>
+          <w:bCs/>
+        </w:rPr>
+      </w:pPr>
+      <w:r>
+        <w:rPr>
+          <w:b/>
+          <w:bCs/>
+        </w:rPr>
+        <w:t>Curriculum: Machine Learning, Data Visualization.</w:t>
+      </w:r>
+    </w:p>
+    <w:p>
+      <w:pPr>
+        <w:numPr>
+          <w:ilvl w:val="1"/>
+          <w:numId w:val="6"/>
+        </w:numPr>
+        <w:rPr>
+          <w:b/>
+          <w:bCs/>
+        </w:rPr>
+      </w:pPr>
+      <w:r>
+        <w:rPr>
+          <w:b/>
+          <w:bCs/>
+        </w:rPr>
+        <w:t>Internships: Tech firms (80% conversion).</w:t>
+      </w:r>
+    </w:p>
+    <w:p>
+      <w:pPr>
+        <w:numPr>
+          <w:ilvl w:val="1"/>
+          <w:numId w:val="6"/>
+        </w:numPr>
+        <w:rPr>
+          <w:b/>
+          <w:bCs/>
+        </w:rPr>
+      </w:pPr>
+      <w:r>
+        <w:rPr>
+          <w:b/>
+          <w:bCs/>
+        </w:rPr>
+        <w:t>Workshops: Python, R, Tableau, AWS.</w:t>
+      </w:r>
+    </w:p>
+    <w:p>
+      <w:pPr>
+        <w:numPr>
+          <w:ilvl w:val="1"/>
+          <w:numId w:val="6"/>
+        </w:numPr>
+        <w:rPr>
+          <w:b/>
+          <w:bCs/>
+        </w:rPr>
+      </w:pPr>
+      <w:r>
+        <w:rPr>
+          <w:b/>
+          <w:bCs/>
+        </w:rPr>
+        <w:t xml:space="preserve">Events: </w:t>
+      </w:r>
+      <w:proofErr w:type="spellStart"/>
+      <w:r>
+        <w:rPr>
+          <w:b/>
+          <w:bCs/>
+        </w:rPr>
+        <w:t>DataDrift</w:t>
+      </w:r>
+      <w:proofErr w:type="spellEnd"/>
+      <w:r>
+        <w:rPr>
+          <w:b/>
+          <w:bCs/>
+        </w:rPr>
+        <w:t xml:space="preserve"> hack nights, showcases.</w:t>
+      </w:r>
+    </w:p>
+    <w:p>
+      <w:pPr>
+        <w:numPr>
+          <w:ilvl w:val="1"/>
+          <w:numId w:val="6"/>
+        </w:numPr>
+        <w:rPr>
+          <w:b/>
+          <w:bCs/>
+        </w:rPr>
+      </w:pPr>
+      <w:r>
+        <w:rPr>
+          <w:b/>
+          <w:bCs/>
+        </w:rPr>
+        <w:t>CDC: Technical interview prep, alumni mentoring.</w:t>
+      </w:r>
+    </w:p>
+    <w:p>
+      <w:pPr>
+        <w:numPr>
+          <w:ilvl w:val="0"/>
+          <w:numId w:val="6"/>
+        </w:numPr>
+        <w:rPr>
+          <w:b/>
+          <w:bCs/>
+        </w:rPr>
+      </w:pPr>
+      <w:r>
+        <w:rPr>
+          <w:b/>
+          <w:bCs/>
+        </w:rPr>
+        <w:t>Career Fit: Data scientist roles, AI startups; 5% pursue Ph.D./MS.</w:t>
+      </w:r>
+    </w:p>
+    <w:p>
+      <w:pPr>
+        <w:numPr>
+          <w:ilvl w:val="0"/>
+          <w:numId w:val="6"/>
+        </w:numPr>
+        <w:rPr>
+          <w:b/>
+          <w:bCs/>
+        </w:rPr>
+      </w:pPr>
+      <w:r>
+        <w:rPr>
+          <w:b/>
+          <w:bCs/>
+        </w:rPr>
+        <w:t>Outlook: 100% placement in 2025–26, targeting AI firms.</w:t>
+      </w:r>
+    </w:p>
+    <w:p>
+      <w:pPr>
+        <w:rPr>
+          <w:b/>
+          <w:bCs/>
+        </w:rPr>
+      </w:pPr>
+      <w:r>
+        <w:rPr>
+          <w:b/>
+          <w:bCs/>
+        </w:rPr>
+        <w:pict w14:anchorId="1CE5EC98">
+          <v:rect id="_x0000_i1103" style="width:0;height:1.5pt" o:hralign="center" o:hrstd="t" o:hr="t" fillcolor="#a0a0a0" stroked="f"/>
+        </w:pict>
+      </w:r>
+    </w:p>
+    <w:p>
+      <w:pPr>
+        <w:rPr>
+          <w:b/>
+          <w:bCs/>
+        </w:rPr>
+      </w:pPr>
+      <w:r>
+        <w:rPr>
+          <w:b/>
+          <w:bCs/>
+        </w:rPr>
+        <w:t>M.A. Journalism &amp; Mass Communication</w:t>
+      </w:r>
+    </w:p>
+    <w:p>
+      <w:pPr>
+        <w:numPr>
+          <w:ilvl w:val="0"/>
+          <w:numId w:val="7"/>
+        </w:numPr>
+        <w:rPr>
+          <w:b/>
+          <w:bCs/>
+        </w:rPr>
+      </w:pPr>
+      <w:r>
+        <w:rPr>
+          <w:b/>
+          <w:bCs/>
+        </w:rPr>
+        <w:t>Fields: Journalism, digital media, PR, content creation.</w:t>
+      </w:r>
+    </w:p>
+    <w:p>
+      <w:pPr>
+        <w:numPr>
+          <w:ilvl w:val="0"/>
+          <w:numId w:val="7"/>
+        </w:numPr>
+        <w:rPr>
+          <w:b/>
+          <w:bCs/>
+        </w:rPr>
+      </w:pPr>
+      <w:r>
+        <w:rPr>
+          <w:b/>
+          <w:bCs/>
+        </w:rPr>
+        <w:t>Roles: News Reporters, Video Editors, PR Executives, Social Media Managers.</w:t>
+      </w:r>
+    </w:p>
+    <w:p>
+      <w:pPr>
+        <w:numPr>
+          <w:ilvl w:val="0"/>
+          <w:numId w:val="7"/>
+        </w:numPr>
+        <w:rPr>
+          <w:b/>
+          <w:bCs/>
+        </w:rPr>
+      </w:pPr>
+      <w:r>
+        <w:rPr>
+          <w:b/>
+          <w:bCs/>
+        </w:rPr>
+        <w:t xml:space="preserve">Recruiters: Times of India, NDTV Digital, </w:t>
+      </w:r>
+      <w:proofErr w:type="spellStart"/>
+      <w:r>
+        <w:rPr>
+          <w:b/>
+          <w:bCs/>
+        </w:rPr>
+        <w:t>Webboombaa</w:t>
+      </w:r>
+      <w:proofErr w:type="spellEnd"/>
+      <w:r>
+        <w:rPr>
+          <w:b/>
+          <w:bCs/>
+        </w:rPr>
+        <w:t>.</w:t>
+      </w:r>
+    </w:p>
+    <w:p>
+      <w:pPr>
+        <w:numPr>
+          <w:ilvl w:val="0"/>
+          <w:numId w:val="7"/>
+        </w:numPr>
+        <w:rPr>
+          <w:b/>
+          <w:bCs/>
+        </w:rPr>
+      </w:pPr>
+      <w:r>
+        <w:rPr>
+          <w:b/>
+          <w:bCs/>
+        </w:rPr>
+        <w:t>Achievements (2024–25):</w:t>
+      </w:r>
+    </w:p>
+    <w:p>
+      <w:pPr>
+        <w:numPr>
+          <w:ilvl w:val="1"/>
+          <w:numId w:val="7"/>
+        </w:numPr>
+        <w:rPr>
+          <w:b/>
+          <w:bCs/>
+        </w:rPr>
+      </w:pPr>
+      <w:r>
+        <w:rPr>
+          <w:b/>
+          <w:bCs/>
+        </w:rPr>
+        <w:t>85% placement (34/40 students).</w:t>
+      </w:r>
+    </w:p>
+    <w:p>
+      <w:pPr>
+        <w:numPr>
+          <w:ilvl w:val="1"/>
+          <w:numId w:val="7"/>
+        </w:numPr>
+        <w:rPr>
+          <w:b/>
+          <w:bCs/>
+        </w:rPr>
+      </w:pPr>
+      <w:r>
+        <w:rPr>
+          <w:b/>
+          <w:bCs/>
+        </w:rPr>
+        <w:t>Average package: ₹3.4 LPA.</w:t>
+      </w:r>
+    </w:p>
+    <w:p>
+      <w:pPr>
+        <w:numPr>
+          <w:ilvl w:val="1"/>
+          <w:numId w:val="7"/>
+        </w:numPr>
+        <w:rPr>
+          <w:b/>
+          <w:bCs/>
+        </w:rPr>
+      </w:pPr>
+      <w:r>
+        <w:rPr>
+          <w:b/>
+          <w:bCs/>
+        </w:rPr>
+        <w:t>Notable: Nivetha Murugan (Times Now, News Reporter, ₹3.5 LPA).</w:t>
+      </w:r>
+    </w:p>
+    <w:p>
+      <w:pPr>
+        <w:numPr>
+          <w:ilvl w:val="0"/>
+          <w:numId w:val="7"/>
+        </w:numPr>
+        <w:rPr>
+          <w:b/>
+          <w:bCs/>
+        </w:rPr>
+      </w:pPr>
+      <w:r>
+        <w:rPr>
+          <w:b/>
+          <w:bCs/>
+        </w:rPr>
+        <w:t>Preparation:</w:t>
+      </w:r>
+    </w:p>
+    <w:p>
+      <w:pPr>
+        <w:numPr>
+          <w:ilvl w:val="1"/>
+          <w:numId w:val="7"/>
+        </w:numPr>
+        <w:rPr>
+          <w:b/>
+          <w:bCs/>
+        </w:rPr>
+      </w:pPr>
+      <w:r>
+        <w:rPr>
+          <w:b/>
+          <w:bCs/>
+        </w:rPr>
+        <w:t>Curriculum: News Reporting, Broadcast Journalism.</w:t>
+      </w:r>
+    </w:p>
+    <w:p>
+      <w:pPr>
+        <w:numPr>
+          <w:ilvl w:val="1"/>
+          <w:numId w:val="7"/>
+        </w:numPr>
+        <w:rPr>
+          <w:b/>
+          <w:bCs/>
+        </w:rPr>
+      </w:pPr>
+      <w:r>
+        <w:rPr>
+          <w:b/>
+          <w:bCs/>
+        </w:rPr>
+        <w:t>Internships: Newsrooms, PR firms (70% conversion).</w:t>
+      </w:r>
+    </w:p>
+    <w:p>
+      <w:pPr>
+        <w:numPr>
+          <w:ilvl w:val="1"/>
+          <w:numId w:val="7"/>
+        </w:numPr>
+        <w:rPr>
+          <w:b/>
+          <w:bCs/>
+        </w:rPr>
+      </w:pPr>
+      <w:r>
+        <w:rPr>
+          <w:b/>
+          <w:bCs/>
+        </w:rPr>
+        <w:t>Labs: Photoshop, Premiere Pro.</w:t>
+      </w:r>
+    </w:p>
+    <w:p>
+      <w:pPr>
+        <w:numPr>
+          <w:ilvl w:val="1"/>
+          <w:numId w:val="7"/>
+        </w:numPr>
+        <w:rPr>
+          <w:b/>
+          <w:bCs/>
+        </w:rPr>
+      </w:pPr>
+      <w:r>
+        <w:rPr>
+          <w:b/>
+          <w:bCs/>
+        </w:rPr>
+        <w:t xml:space="preserve">Events: </w:t>
+      </w:r>
+      <w:proofErr w:type="spellStart"/>
+      <w:r>
+        <w:rPr>
+          <w:b/>
+          <w:bCs/>
+        </w:rPr>
+        <w:t>MediaMosaic</w:t>
+      </w:r>
+      <w:proofErr w:type="spellEnd"/>
+      <w:r>
+        <w:rPr>
+          <w:b/>
+          <w:bCs/>
+        </w:rPr>
+        <w:t xml:space="preserve"> film contests, bootcamps.</w:t>
+      </w:r>
+    </w:p>
+    <w:p>
+      <w:pPr>
+        <w:numPr>
+          <w:ilvl w:val="1"/>
+          <w:numId w:val="7"/>
+        </w:numPr>
+        <w:rPr>
+          <w:b/>
+          <w:bCs/>
+        </w:rPr>
+      </w:pPr>
+      <w:r>
+        <w:rPr>
+          <w:b/>
+          <w:bCs/>
+        </w:rPr>
+        <w:t>CDC: Mock reporting sessions, alumni mentoring.</w:t>
+      </w:r>
+    </w:p>
+    <w:p>
+      <w:pPr>
+        <w:numPr>
+          <w:ilvl w:val="0"/>
+          <w:numId w:val="7"/>
+        </w:numPr>
+        <w:rPr>
+          <w:b/>
+          <w:bCs/>
+        </w:rPr>
+      </w:pPr>
+      <w:r>
+        <w:rPr>
+          <w:b/>
+          <w:bCs/>
+        </w:rPr>
+        <w:lastRenderedPageBreak/>
+        <w:t>Career Fit: Journalism, PR, content creation; 15% pursue Ph.D./global programs.</w:t>
+      </w:r>
+    </w:p>
+    <w:p>
+      <w:pPr>
+        <w:numPr>
+          <w:ilvl w:val="0"/>
+          <w:numId w:val="7"/>
+        </w:numPr>
+        <w:rPr>
+          <w:b/>
+          <w:bCs/>
+        </w:rPr>
+      </w:pPr>
+      <w:r>
+        <w:rPr>
+          <w:b/>
+          <w:bCs/>
+        </w:rPr>
+        <w:t>Outlook: 90% placement in 2025–26, targeting digital media.</w:t>
+      </w:r>
+    </w:p>
+    <w:p>
+      <w:pPr>
+        <w:rPr>
+          <w:b/>
+          <w:bCs/>
+        </w:rPr>
+      </w:pPr>
+      <w:r>
+        <w:rPr>
+          <w:b/>
+          <w:bCs/>
+        </w:rPr>
+        <w:pict w14:anchorId="3BB2472E">
+          <v:rect id="_x0000_i1104" style="width:0;height:1.5pt" o:hralign="center" o:hrstd="t" o:hr="t" fillcolor="#a0a0a0" stroked="f"/>
+        </w:pict>
+      </w:r>
+    </w:p>
+    <w:p>
+      <w:pPr>
+        <w:rPr>
+          <w:b/>
+          <w:bCs/>
+        </w:rPr>
+      </w:pPr>
+      <w:r>
+        <w:rPr>
+          <w:b/>
+          <w:bCs/>
+        </w:rPr>
+        <w:t>CDC Support Systems</w:t>
+      </w:r>
+    </w:p>
+    <w:p>
+      <w:pPr>
+        <w:numPr>
+          <w:ilvl w:val="0"/>
+          <w:numId w:val="8"/>
+        </w:numPr>
+        <w:rPr>
+          <w:b/>
+          <w:bCs/>
+        </w:rPr>
+      </w:pPr>
+      <w:r>
+        <w:rPr>
+          <w:b/>
+          <w:bCs/>
+        </w:rPr>
+        <w:t>Training: Aptitude tests, communication workshops, resume building, mock interviews.</w:t>
+      </w:r>
+    </w:p>
+    <w:p>
+      <w:pPr>
+        <w:numPr>
+          <w:ilvl w:val="0"/>
+          <w:numId w:val="8"/>
+        </w:numPr>
+        <w:rPr>
+          <w:b/>
+          <w:bCs/>
+        </w:rPr>
+      </w:pPr>
+      <w:r>
+        <w:rPr>
+          <w:b/>
+          <w:bCs/>
+        </w:rPr>
+        <w:t xml:space="preserve">Partnerships: 50+ </w:t>
+      </w:r>
+      <w:proofErr w:type="spellStart"/>
+      <w:r>
+        <w:rPr>
+          <w:b/>
+          <w:bCs/>
+        </w:rPr>
+        <w:t>MoUs</w:t>
+      </w:r>
+      <w:proofErr w:type="spellEnd"/>
+      <w:r>
+        <w:rPr>
+          <w:b/>
+          <w:bCs/>
+        </w:rPr>
+        <w:t xml:space="preserve"> with Infosys, Deloitte, NDTV.</w:t>
+      </w:r>
+    </w:p>
+    <w:p>
+      <w:pPr>
+        <w:numPr>
+          <w:ilvl w:val="0"/>
+          <w:numId w:val="8"/>
+        </w:numPr>
+        <w:rPr>
+          <w:b/>
+          <w:bCs/>
+        </w:rPr>
+      </w:pPr>
+      <w:r>
+        <w:rPr>
+          <w:b/>
+          <w:bCs/>
+        </w:rPr>
+        <w:t>Alumni: 1,000+ network, 40% placements via referrals.</w:t>
+      </w:r>
+    </w:p>
+    <w:p>
+      <w:pPr>
+        <w:numPr>
+          <w:ilvl w:val="0"/>
+          <w:numId w:val="8"/>
+        </w:numPr>
+        <w:rPr>
+          <w:b/>
+          <w:bCs/>
+        </w:rPr>
+      </w:pPr>
+      <w:r>
+        <w:rPr>
+          <w:b/>
+          <w:bCs/>
+        </w:rPr>
+        <w:t>Mentors: Bi-monthly corporate sessions (e.g., AI ethics, digital storytelling).</w:t>
+      </w:r>
+    </w:p>
+    <w:p>
+      <w:pPr>
+        <w:numPr>
+          <w:ilvl w:val="0"/>
+          <w:numId w:val="8"/>
+        </w:numPr>
+        <w:rPr>
+          <w:b/>
+          <w:bCs/>
+        </w:rPr>
+      </w:pPr>
+      <w:r>
+        <w:rPr>
+          <w:b/>
+          <w:bCs/>
+        </w:rPr>
+        <w:t>ERP/Chatbot: Drive schedules, resources; 40% query reduction.</w:t>
+      </w:r>
+    </w:p>
+    <w:p>
+      <w:pPr>
+        <w:rPr>
+          <w:b/>
+          <w:bCs/>
+        </w:rPr>
+      </w:pPr>
+      <w:r>
+        <w:rPr>
+          <w:b/>
+          <w:bCs/>
+        </w:rPr>
+        <w:pict w14:anchorId="41617FE2">
+          <v:rect id="_x0000_i1105" style="width:0;height:1.5pt" o:hralign="center" o:hrstd="t" o:hr="t" fillcolor="#a0a0a0" stroked="f"/>
+        </w:pict>
+      </w:r>
+    </w:p>
+    <w:p>
+      <w:pPr>
+        <w:rPr>
+          <w:b/>
+          <w:bCs/>
+        </w:rPr>
+      </w:pPr>
+      <w:r>
+        <w:rPr>
+          <w:b/>
+          <w:bCs/>
+        </w:rPr>
+        <w:t>Integration with Ecosystem</w:t>
+      </w:r>
+    </w:p>
+    <w:p>
+      <w:pPr>
+        <w:numPr>
+          <w:ilvl w:val="0"/>
+          <w:numId w:val="9"/>
+        </w:numPr>
+        <w:rPr>
+          <w:b/>
+          <w:bCs/>
+        </w:rPr>
+      </w:pPr>
+      <w:r>
+        <w:rPr>
+          <w:b/>
+          <w:bCs/>
+        </w:rPr>
+        <w:t>Curriculum: Industry-aligned assessments (e.g., coding projects, case studies).</w:t>
+      </w:r>
+    </w:p>
+    <w:p>
+      <w:pPr>
+        <w:numPr>
+          <w:ilvl w:val="0"/>
+          <w:numId w:val="9"/>
+        </w:numPr>
+        <w:rPr>
+          <w:b/>
+          <w:bCs/>
+        </w:rPr>
+      </w:pPr>
+      <w:r>
+        <w:rPr>
+          <w:b/>
+          <w:bCs/>
+        </w:rPr>
+        <w:t xml:space="preserve">Events: </w:t>
+      </w:r>
+      <w:proofErr w:type="spellStart"/>
+      <w:r>
+        <w:rPr>
+          <w:b/>
+          <w:bCs/>
+        </w:rPr>
+        <w:t>LitLoom</w:t>
+      </w:r>
+      <w:proofErr w:type="spellEnd"/>
+      <w:r>
+        <w:rPr>
+          <w:b/>
+          <w:bCs/>
+        </w:rPr>
         <w:t xml:space="preserve">, </w:t>
       </w:r>
-      <w:r>
-        <w:rPr>
-          <w:b/>
-          <w:bCs/>
-        </w:rPr>
-        <w:t>SEO Writers</w:t>
-      </w:r>
-      <w:r>
-        <w:t xml:space="preserve">, and </w:t>
-      </w:r>
-      <w:r>
-        <w:rPr>
-          <w:b/>
-          <w:bCs/>
-        </w:rPr>
-        <w:t>Junior Copywriters</w:t>
-      </w:r>
-      <w:r>
-        <w:t xml:space="preserve"> at firms like </w:t>
-      </w:r>
-      <w:r>
-        <w:rPr>
-          <w:i/>
-          <w:iCs/>
-        </w:rPr>
-        <w:t>The Hindu Group</w:t>
-      </w:r>
-      <w:r>
+      <w:proofErr w:type="spellStart"/>
+      <w:r>
+        <w:rPr>
+          <w:b/>
+          <w:bCs/>
+        </w:rPr>
+        <w:t>TechBurst</w:t>
+      </w:r>
+      <w:proofErr w:type="spellEnd"/>
+      <w:r>
+        <w:rPr>
+          <w:b/>
+          <w:bCs/>
+        </w:rPr>
         <w:t xml:space="preserve">, </w:t>
       </w:r>
-      <w:r>
-        <w:rPr>
-          <w:i/>
-          <w:iCs/>
-        </w:rPr>
-        <w:t>Zoho</w:t>
-      </w:r>
-      <w:r>
-        <w:t xml:space="preserve">, and </w:t>
-      </w:r>
       <w:proofErr w:type="spellStart"/>
       <w:r>
         <w:rPr>
-          <w:i/>
-          <w:iCs/>
-        </w:rPr>
-        <w:t>Freshworks</w:t>
+          <w:b/>
+          <w:bCs/>
+        </w:rPr>
+        <w:t>FinThrive</w:t>
       </w:r>
       <w:proofErr w:type="spellEnd"/>
       <w:r>
-        <w:t>. Our dedicated English Placement Cell also facilitates internships in news agencies, NGOs, and creative agencies to bridge academia with industry needs.</w:t>
-      </w:r>
-    </w:p>
-    <w:p>
-      <w:r>
-        <w:pict w14:anchorId="17783DC8">
-          <v:rect id="_x0000_i1061" style="width:0;height:1.5pt" o:hralign="center" o:hrstd="t" o:hr="t" fillcolor="#a0a0a0" stroked="f"/>
+        <w:rPr>
+          <w:b/>
+          <w:bCs/>
+        </w:rPr>
+        <w:t xml:space="preserve">, Psyched Week, </w:t>
+      </w:r>
+      <w:proofErr w:type="spellStart"/>
+      <w:r>
+        <w:rPr>
+          <w:b/>
+          <w:bCs/>
+        </w:rPr>
+        <w:t>BizSprint</w:t>
+      </w:r>
+      <w:proofErr w:type="spellEnd"/>
+      <w:r>
+        <w:rPr>
+          <w:b/>
+          <w:bCs/>
+        </w:rPr>
+        <w:t xml:space="preserve">, </w:t>
+      </w:r>
+      <w:proofErr w:type="spellStart"/>
+      <w:r>
+        <w:rPr>
+          <w:b/>
+          <w:bCs/>
+        </w:rPr>
+        <w:t>DataDrift</w:t>
+      </w:r>
+      <w:proofErr w:type="spellEnd"/>
+      <w:r>
+        <w:rPr>
+          <w:b/>
+          <w:bCs/>
+        </w:rPr>
+        <w:t xml:space="preserve">, </w:t>
+      </w:r>
+      <w:proofErr w:type="spellStart"/>
+      <w:r>
+        <w:rPr>
+          <w:b/>
+          <w:bCs/>
+        </w:rPr>
+        <w:t>MediaMosaic</w:t>
+      </w:r>
+      <w:proofErr w:type="spellEnd"/>
+      <w:r>
+        <w:rPr>
+          <w:b/>
+          <w:bCs/>
+        </w:rPr>
+        <w:t>.</w:t>
+      </w:r>
+    </w:p>
+    <w:p>
+      <w:pPr>
+        <w:numPr>
+          <w:ilvl w:val="0"/>
+          <w:numId w:val="9"/>
+        </w:numPr>
+        <w:rPr>
+          <w:b/>
+          <w:bCs/>
+        </w:rPr>
+      </w:pPr>
+      <w:r>
+        <w:rPr>
+          <w:b/>
+          <w:bCs/>
+        </w:rPr>
+        <w:t>Mentoring: 15 students/faculty, anonymous feedback (85% satisfaction).</w:t>
+      </w:r>
+    </w:p>
+    <w:p>
+      <w:pPr>
+        <w:numPr>
+          <w:ilvl w:val="0"/>
+          <w:numId w:val="9"/>
+        </w:numPr>
+        <w:rPr>
+          <w:b/>
+          <w:bCs/>
+        </w:rPr>
+      </w:pPr>
+      <w:r>
+        <w:rPr>
+          <w:b/>
+          <w:bCs/>
+        </w:rPr>
+        <w:t>Analytics: ERP tracks marks, attendance, alerts for at-risk students.</w:t>
+      </w:r>
+    </w:p>
+    <w:p>
+      <w:pPr>
+        <w:rPr>
+          <w:b/>
+          <w:bCs/>
+        </w:rPr>
+      </w:pPr>
+      <w:r>
+        <w:rPr>
+          <w:b/>
+          <w:bCs/>
+        </w:rPr>
+        <w:pict w14:anchorId="5473E894">
+          <v:rect id="_x0000_i1106" style="width:0;height:1.5pt" o:hralign="center" o:hrstd="t" o:hr="t" fillcolor="#a0a0a0" stroked="f"/>
         </w:pict>
       </w:r>
     </w:p>
@@ -103,88 +2992,61 @@
           <w:b/>
           <w:bCs/>
         </w:rPr>
-        <w:t xml:space="preserve"> B.Sc. Computer Science</w:t>
-      </w:r>
-    </w:p>
-    <w:p>
-      <w:r>
-        <w:t xml:space="preserve">Computer Science graduates consistently enjoy high placement rates, with top recruiters including </w:t>
-      </w:r>
-      <w:r>
-        <w:rPr>
-          <w:i/>
-          <w:iCs/>
-        </w:rPr>
-        <w:t>Infosys</w:t>
-      </w:r>
-      <w:r>
-        <w:t xml:space="preserve">, </w:t>
-      </w:r>
-      <w:r>
-        <w:rPr>
-          <w:i/>
-          <w:iCs/>
-        </w:rPr>
-        <w:t>Wipro</w:t>
-      </w:r>
-      <w:r>
-        <w:t xml:space="preserve">, </w:t>
-      </w:r>
-      <w:r>
-        <w:rPr>
-          <w:i/>
-          <w:iCs/>
-        </w:rPr>
-        <w:t>TCS</w:t>
-      </w:r>
-      <w:r>
-        <w:t xml:space="preserve">, </w:t>
-      </w:r>
-      <w:r>
-        <w:rPr>
-          <w:i/>
-          <w:iCs/>
-        </w:rPr>
-        <w:t>Capgemini</w:t>
-      </w:r>
-      <w:r>
-        <w:t xml:space="preserve">, and startup tech firms from Chennai and Bengaluru. Roles offered range from </w:t>
-      </w:r>
-      <w:r>
-        <w:rPr>
-          <w:b/>
-          <w:bCs/>
-        </w:rPr>
-        <w:t>Software Developers</w:t>
-      </w:r>
-      <w:r>
-        <w:t xml:space="preserve"> and </w:t>
-      </w:r>
-      <w:r>
-        <w:rPr>
-          <w:b/>
-          <w:bCs/>
-        </w:rPr>
-        <w:t>Junior Data Analysts</w:t>
-      </w:r>
-      <w:r>
-        <w:t xml:space="preserve"> to </w:t>
-      </w:r>
-      <w:r>
-        <w:rPr>
-          <w:b/>
-          <w:bCs/>
-        </w:rPr>
-        <w:t>Technical Support Engineers</w:t>
-      </w:r>
-      <w:r>
-        <w:t>. Students are groomed with hands-on project experience, hackathons, and coding bootcamps, ensuring they meet industry expectations right after graduation.</w:t>
-      </w:r>
-    </w:p>
-    <w:p>
-      <w:r>
-        <w:pict w14:anchorId="7AE6E191">
-          <v:rect id="_x0000_i1062" style="width:0;height:1.5pt" o:hralign="center" o:hrstd="t" o:hr="t" fillcolor="#a0a0a0" stroked="f"/>
+        <w:t>Sustainability and Inclusivity</w:t>
+      </w:r>
+    </w:p>
+    <w:p>
+      <w:pPr>
+        <w:numPr>
+          <w:ilvl w:val="0"/>
+          <w:numId w:val="10"/>
+        </w:numPr>
+        <w:rPr>
+          <w:b/>
+          <w:bCs/>
+        </w:rPr>
+      </w:pPr>
+      <w:r>
+        <w:rPr>
+          <w:b/>
+          <w:bCs/>
+        </w:rPr>
+        <w:t>Sustainability: Digital processes reduce paper.</w:t>
+      </w:r>
+    </w:p>
+    <w:p>
+      <w:pPr>
+        <w:numPr>
+          <w:ilvl w:val="0"/>
+          <w:numId w:val="10"/>
+        </w:numPr>
+        <w:rPr>
+          <w:b/>
+          <w:bCs/>
+        </w:rPr>
+      </w:pPr>
+      <w:r>
+        <w:rPr>
+          <w:b/>
+          <w:bCs/>
+        </w:rPr>
+        <w:t>Inclusivity: Support for diverse learners; 60% female-led CDC.</w:t>
+      </w:r>
+    </w:p>
+    <w:p>
+      <w:pPr>
+        <w:rPr>
+          <w:b/>
+          <w:bCs/>
+        </w:rPr>
+      </w:pPr>
+      <w:r>
+        <w:rPr>
+          <w:b/>
+          <w:bCs/>
+        </w:rPr>
+        <w:pict w14:anchorId="7DAE49AF">
+          <v:rect id="_x0000_i1107" style="width:0;height:1.5pt" o:hralign="center" o:hrstd="t" o:hr="t" fillcolor="#a0a0a0" stroked="f"/>
         </w:pict>
       </w:r>
     </w:p>
@@ -200,507 +3062,22 @@
           <w:b/>
           <w:bCs/>
         </w:rPr>
-        <w:t xml:space="preserve"> </w:t>
-      </w:r>
-      <w:proofErr w:type="gramStart"/>
-      <w:r>
-        <w:rPr>
-          <w:b/>
-          <w:bCs/>
-        </w:rPr>
-        <w:t>B.Com</w:t>
-      </w:r>
-      <w:proofErr w:type="gramEnd"/>
-      <w:r>
-        <w:rPr>
-          <w:b/>
-          <w:bCs/>
-        </w:rPr>
-        <w:t xml:space="preserve"> Accounting &amp; Finance</w:t>
-      </w:r>
-    </w:p>
-    <w:p>
-      <w:r>
-        <w:t xml:space="preserve">Our </w:t>
-      </w:r>
-      <w:proofErr w:type="gramStart"/>
-      <w:r>
-        <w:t>B.Com</w:t>
-      </w:r>
-      <w:proofErr w:type="gramEnd"/>
-      <w:r>
-        <w:t xml:space="preserve"> graduates are highly sought after by financial institutions, banks, and auditing firms. Placement partners such as </w:t>
-      </w:r>
-      <w:r>
-        <w:rPr>
-          <w:i/>
-          <w:iCs/>
-        </w:rPr>
-        <w:t>HDFC Bank</w:t>
-      </w:r>
-      <w:r>
-        <w:t xml:space="preserve">, </w:t>
-      </w:r>
-      <w:r>
-        <w:rPr>
-          <w:i/>
-          <w:iCs/>
-        </w:rPr>
-        <w:t>KPMG</w:t>
-      </w:r>
-      <w:r>
-        <w:t xml:space="preserve">, </w:t>
-      </w:r>
-      <w:r>
-        <w:rPr>
-          <w:i/>
-          <w:iCs/>
-        </w:rPr>
-        <w:t>Deloitte</w:t>
-      </w:r>
-      <w:r>
-        <w:t xml:space="preserve">, and </w:t>
-      </w:r>
-      <w:r>
-        <w:rPr>
-          <w:i/>
-          <w:iCs/>
-        </w:rPr>
-        <w:t>EY</w:t>
-      </w:r>
-      <w:r>
-        <w:t xml:space="preserve"> have hired students for positions like </w:t>
-      </w:r>
-      <w:r>
-        <w:rPr>
-          <w:b/>
-          <w:bCs/>
-        </w:rPr>
-        <w:t>Accounts Executive</w:t>
-      </w:r>
-      <w:r>
-        <w:t xml:space="preserve">, </w:t>
-      </w:r>
-      <w:r>
-        <w:rPr>
-          <w:b/>
-          <w:bCs/>
-        </w:rPr>
-        <w:t>Audit Assistant</w:t>
-      </w:r>
-      <w:r>
-        <w:t xml:space="preserve">, and </w:t>
-      </w:r>
-      <w:r>
-        <w:rPr>
-          <w:b/>
-          <w:bCs/>
-        </w:rPr>
-        <w:t>Financial Analyst Trainee</w:t>
-      </w:r>
-      <w:r>
-        <w:t xml:space="preserve">. The college’s tie-up with Tally and GST training </w:t>
-      </w:r>
-      <w:proofErr w:type="spellStart"/>
-      <w:r>
-        <w:t>centers</w:t>
-      </w:r>
-      <w:proofErr w:type="spellEnd"/>
-      <w:r>
-        <w:t xml:space="preserve"> provides our students a competitive edge during interviews.</w:t>
-      </w:r>
-    </w:p>
-    <w:p>
-      <w:r>
-        <w:pict w14:anchorId="0668758F">
-          <v:rect id="_x0000_i1063" style="width:0;height:1.5pt" o:hralign="center" o:hrstd="t" o:hr="t" fillcolor="#a0a0a0" stroked="f"/>
-        </w:pict>
-      </w:r>
-    </w:p>
-    <w:p>
-      <w:pPr>
-        <w:rPr>
-          <w:b/>
-          <w:bCs/>
-        </w:rPr>
-      </w:pPr>
-      <w:r>
-        <w:rPr>
-          <w:b/>
-          <w:bCs/>
-        </w:rPr>
-        <w:t xml:space="preserve"> B.Sc. Psychology</w:t>
-      </w:r>
-    </w:p>
-    <w:p>
-      <w:r>
-        <w:t xml:space="preserve">Graduates from the Psychology department are placed in roles such as </w:t>
-      </w:r>
-      <w:proofErr w:type="spellStart"/>
-      <w:r>
-        <w:rPr>
-          <w:b/>
-          <w:bCs/>
-        </w:rPr>
-        <w:t>Counseling</w:t>
-      </w:r>
-      <w:proofErr w:type="spellEnd"/>
-      <w:r>
-        <w:rPr>
-          <w:b/>
-          <w:bCs/>
-        </w:rPr>
-        <w:t xml:space="preserve"> Assistants</w:t>
-      </w:r>
-      <w:r>
-        <w:t xml:space="preserve">, </w:t>
-      </w:r>
-      <w:r>
-        <w:rPr>
-          <w:b/>
-          <w:bCs/>
-        </w:rPr>
-        <w:t>HR Trainees</w:t>
-      </w:r>
-      <w:r>
-        <w:t xml:space="preserve">, and </w:t>
-      </w:r>
-      <w:r>
-        <w:rPr>
-          <w:b/>
-          <w:bCs/>
-        </w:rPr>
-        <w:t>Research Assistants</w:t>
-      </w:r>
-      <w:r>
-        <w:t xml:space="preserve">. Organizations like </w:t>
-      </w:r>
-      <w:r>
-        <w:rPr>
-          <w:i/>
-          <w:iCs/>
-        </w:rPr>
-        <w:t>VIMHANS</w:t>
-      </w:r>
-      <w:r>
-        <w:t xml:space="preserve">, </w:t>
-      </w:r>
-      <w:r>
-        <w:rPr>
-          <w:i/>
-          <w:iCs/>
-        </w:rPr>
-        <w:t>Apollo Wellbeing</w:t>
-      </w:r>
-      <w:r>
-        <w:t>, and several educational institutions have recruited our students. Others opt for internships with NGOs or pursue higher education with career tracks in clinical psychology, special education, or human resource management.</w:t>
-      </w:r>
-    </w:p>
-    <w:p>
-      <w:r>
-        <w:pict w14:anchorId="7072A86B">
-          <v:rect id="_x0000_i1064" style="width:0;height:1.5pt" o:hralign="center" o:hrstd="t" o:hr="t" fillcolor="#a0a0a0" stroked="f"/>
-        </w:pict>
-      </w:r>
-    </w:p>
-    <w:p>
-      <w:pPr>
-        <w:rPr>
-          <w:b/>
-          <w:bCs/>
-        </w:rPr>
-      </w:pPr>
-      <w:r>
-        <w:rPr>
-          <w:b/>
-          <w:bCs/>
-        </w:rPr>
-        <w:t xml:space="preserve"> B.B.A (Bachelor of Business Administration)</w:t>
-      </w:r>
-    </w:p>
-    <w:p>
-      <w:r>
-        <w:t xml:space="preserve">The B.B.A program offers strong placement opportunities in fields like sales, marketing, HR, and business operations. Students have joined companies like </w:t>
-      </w:r>
-      <w:r>
-        <w:rPr>
-          <w:i/>
-          <w:iCs/>
-        </w:rPr>
-        <w:t>Amazon India</w:t>
-      </w:r>
-      <w:r>
-        <w:t xml:space="preserve">, </w:t>
-      </w:r>
-      <w:proofErr w:type="spellStart"/>
-      <w:r>
-        <w:rPr>
-          <w:i/>
-          <w:iCs/>
-        </w:rPr>
-        <w:t>Byju’s</w:t>
-      </w:r>
-      <w:proofErr w:type="spellEnd"/>
-      <w:r>
-        <w:t xml:space="preserve">, </w:t>
-      </w:r>
-      <w:r>
-        <w:rPr>
-          <w:i/>
-          <w:iCs/>
-        </w:rPr>
-        <w:t>Reliance Retail</w:t>
-      </w:r>
-      <w:r>
-        <w:t xml:space="preserve">, and </w:t>
-      </w:r>
-      <w:r>
-        <w:rPr>
-          <w:i/>
-          <w:iCs/>
-        </w:rPr>
-        <w:t>ICICI Prudential</w:t>
-      </w:r>
-      <w:r>
-        <w:t xml:space="preserve"> in roles like </w:t>
-      </w:r>
-      <w:r>
-        <w:rPr>
-          <w:b/>
-          <w:bCs/>
-        </w:rPr>
-        <w:t>Management Trainees</w:t>
-      </w:r>
-      <w:r>
-        <w:t xml:space="preserve">, </w:t>
-      </w:r>
-      <w:r>
-        <w:rPr>
-          <w:b/>
-          <w:bCs/>
-        </w:rPr>
-        <w:t>Operations Assistants</w:t>
-      </w:r>
-      <w:r>
-        <w:t xml:space="preserve">, and </w:t>
-      </w:r>
-      <w:r>
-        <w:rPr>
-          <w:b/>
-          <w:bCs/>
-        </w:rPr>
-        <w:t>Digital Marketing Associates</w:t>
-      </w:r>
-      <w:r>
-        <w:t>. Regular industry visits, business simulations, and mock interviews contribute to high placement conversion.</w:t>
-      </w:r>
-    </w:p>
-    <w:p>
-      <w:r>
-        <w:pict w14:anchorId="79B3F6EC">
-          <v:rect id="_x0000_i1065" style="width:0;height:1.5pt" o:hralign="center" o:hrstd="t" o:hr="t" fillcolor="#a0a0a0" stroked="f"/>
-        </w:pict>
-      </w:r>
-    </w:p>
-    <w:p>
-      <w:pPr>
-        <w:rPr>
-          <w:b/>
-          <w:bCs/>
-        </w:rPr>
-      </w:pPr>
-      <w:r>
-        <w:rPr>
-          <w:b/>
-          <w:bCs/>
-        </w:rPr>
-        <w:t>M.Sc. Data Science</w:t>
-      </w:r>
-    </w:p>
-    <w:p>
-      <w:r>
-        <w:t xml:space="preserve">Our postgraduate Data Science students have been recruited into roles such as </w:t>
-      </w:r>
-      <w:r>
-        <w:rPr>
-          <w:b/>
-          <w:bCs/>
-        </w:rPr>
-        <w:t>Data Analysts</w:t>
-      </w:r>
-      <w:r>
-        <w:t xml:space="preserve">, </w:t>
-      </w:r>
-      <w:r>
-        <w:rPr>
-          <w:b/>
-          <w:bCs/>
-        </w:rPr>
-        <w:t>ML Engineers</w:t>
-      </w:r>
-      <w:r>
-        <w:t xml:space="preserve">, and </w:t>
-      </w:r>
-      <w:r>
-        <w:rPr>
-          <w:b/>
-          <w:bCs/>
-        </w:rPr>
-        <w:t>Business Intelligence Associates</w:t>
-      </w:r>
-      <w:r>
-        <w:t xml:space="preserve">. Companies like </w:t>
-      </w:r>
-      <w:r>
-        <w:rPr>
-          <w:i/>
-          <w:iCs/>
-        </w:rPr>
-        <w:t>Zoho Analytics</w:t>
-      </w:r>
-      <w:r>
-        <w:t xml:space="preserve">, </w:t>
-      </w:r>
-      <w:r>
-        <w:rPr>
-          <w:i/>
-          <w:iCs/>
-        </w:rPr>
-        <w:t xml:space="preserve">TCS </w:t>
-      </w:r>
-      <w:proofErr w:type="spellStart"/>
-      <w:r>
-        <w:rPr>
-          <w:i/>
-          <w:iCs/>
-        </w:rPr>
-        <w:t>iON</w:t>
-      </w:r>
-      <w:proofErr w:type="spellEnd"/>
-      <w:r>
-        <w:t xml:space="preserve">, </w:t>
-      </w:r>
-      <w:proofErr w:type="spellStart"/>
-      <w:r>
-        <w:rPr>
-          <w:i/>
-          <w:iCs/>
-        </w:rPr>
-        <w:t>LatentView</w:t>
-      </w:r>
-      <w:proofErr w:type="spellEnd"/>
-      <w:r>
-        <w:t xml:space="preserve">, and </w:t>
-      </w:r>
-      <w:r>
-        <w:rPr>
-          <w:i/>
-          <w:iCs/>
-        </w:rPr>
-        <w:t>Mu Sigma</w:t>
-      </w:r>
-      <w:r>
-        <w:t xml:space="preserve"> participate in our campus drives. Capstone projects with real-world datasets and exposure to tools like Python, R, and Tableau give them a job-ready portfolio.</w:t>
-      </w:r>
-    </w:p>
-    <w:p>
-      <w:r>
-        <w:lastRenderedPageBreak/>
-        <w:pict w14:anchorId="0814A4DD">
-          <v:rect id="_x0000_i1066" style="width:0;height:1.5pt" o:hralign="center" o:hrstd="t" o:hr="t" fillcolor="#a0a0a0" stroked="f"/>
-        </w:pict>
-      </w:r>
-    </w:p>
-    <w:p>
-      <w:pPr>
-        <w:rPr>
-          <w:b/>
-          <w:bCs/>
-        </w:rPr>
-      </w:pPr>
-      <w:r>
-        <w:rPr>
-          <w:b/>
-          <w:bCs/>
-        </w:rPr>
-        <w:t xml:space="preserve"> M.A. Journalism &amp; Mass Communication</w:t>
-      </w:r>
-    </w:p>
-    <w:p>
-      <w:r>
-        <w:t xml:space="preserve">Mass Comm students are placed in top media houses, digital news platforms, PR agencies, and content studios. Graduates have started careers as </w:t>
-      </w:r>
-      <w:r>
-        <w:rPr>
-          <w:b/>
-          <w:bCs/>
-        </w:rPr>
-        <w:t>News Reporters</w:t>
-      </w:r>
-      <w:r>
-        <w:t xml:space="preserve">, </w:t>
-      </w:r>
-      <w:r>
-        <w:rPr>
-          <w:b/>
-          <w:bCs/>
-        </w:rPr>
-        <w:t>Video Editors</w:t>
-      </w:r>
-      <w:r>
-        <w:t xml:space="preserve">, </w:t>
-      </w:r>
-      <w:r>
-        <w:rPr>
-          <w:b/>
-          <w:bCs/>
-        </w:rPr>
-        <w:t>PR Executives</w:t>
-      </w:r>
-      <w:r>
-        <w:t xml:space="preserve">, and </w:t>
-      </w:r>
-      <w:r>
-        <w:rPr>
-          <w:b/>
-          <w:bCs/>
-        </w:rPr>
-        <w:t>Social Media Managers</w:t>
-      </w:r>
-      <w:r>
-        <w:t xml:space="preserve"> in firms like </w:t>
-      </w:r>
-      <w:r>
-        <w:rPr>
-          <w:i/>
-          <w:iCs/>
-        </w:rPr>
-        <w:t>The Times of India</w:t>
-      </w:r>
-      <w:r>
-        <w:t xml:space="preserve">, </w:t>
-      </w:r>
-      <w:r>
-        <w:rPr>
-          <w:i/>
-          <w:iCs/>
-        </w:rPr>
-        <w:t>NDTV Digital</w:t>
-      </w:r>
-      <w:r>
-        <w:t xml:space="preserve">, and </w:t>
-      </w:r>
-      <w:proofErr w:type="spellStart"/>
-      <w:r>
-        <w:rPr>
-          <w:i/>
-          <w:iCs/>
-        </w:rPr>
-        <w:t>Webboombaa</w:t>
-      </w:r>
-      <w:proofErr w:type="spellEnd"/>
-      <w:r>
-        <w:t>. Practical media labs, press internships, and newsroom simulations prepare them thoroughly for the fast-paced media world.</w:t>
+        <w:t>Conclusion</w:t>
+      </w:r>
+    </w:p>
+    <w:p>
+      <w:pPr>
+        <w:rPr>
+          <w:b/>
+          <w:bCs/>
+        </w:rPr>
+      </w:pPr>
+      <w:r>
+        <w:rPr>
+          <w:b/>
+          <w:bCs/>
+        </w:rPr>
+        <w:t>With a 92% placement rate, Powerpuff Girls Arts and Science College ensures career success across streams. Contact cdc@powerpuffgirls.ac.in or use RAG chatbot for details.</w:t>
       </w:r>
     </w:p>
     <w:p/>
@@ -712,6 +3089,1531 @@
     </w:sectPr>
   </w:body>
 </w:document>
+</file>
+
+<file path=word/numbering.xml><?xml version="1.0" encoding="utf-8"?>
+<w:numbering xmlns:wpc="http://schemas.microsoft.com/office/word/2010/wordprocessingCanvas" xmlns:cx="http://schemas.microsoft.com/office/drawing/2014/chartex" xmlns:cx1="http://schemas.microsoft.com/office/drawing/2015/9/8/chartex" xmlns:cx2="http://schemas.microsoft.com/office/drawing/2015/10/21/chartex" xmlns:cx3="http://schemas.microsoft.com/office/drawing/2016/5/9/chartex" xmlns:cx4="http://schemas.microsoft.com/office/drawing/2016/5/10/chartex" xmlns:cx5="http://schemas.microsoft.com/office/drawing/2016/5/11/chartex" xmlns:cx6="http://schemas.microsoft.com/office/drawing/2016/5/12/chartex" xmlns:cx7="http://schemas.microsoft.com/office/drawing/2016/5/13/chartex" xmlns:cx8="http://schemas.microsoft.com/office/drawing/2016/5/14/chartex" xmlns:mc="http://schemas.openxmlformats.org/markup-compatibility/2006" xmlns:aink="http://schemas.microsoft.com/office/drawing/2016/ink" xmlns:am3d="http://schemas.microsoft.com/office/drawing/2017/model3d" xmlns:o="urn:schemas-microsoft-com:office:office" xmlns:oel="http://schemas.microsoft.com/office/2019/extlst" xmlns:r="http://schemas.openxmlformats.org/officeDocument/2006/relationships" xmlns:m="http://schemas.openxmlformats.org/officeDocument/2006/math" xmlns:v="urn:schemas-microsoft-com:vml" xmlns:wp14="http://schemas.microsoft.com/office/word/2010/wordprocessingDrawing" xmlns:wp="http://schemas.openxmlformats.org/drawingml/2006/wordprocessingDrawing" xmlns:w10="urn:schemas-microsoft-com:office:word" xmlns:w="http://schemas.openxmlformats.org/wordprocessingml/2006/main" xmlns:w14="http://schemas.microsoft.com/office/word/2010/wordml" xmlns:w15="http://schemas.microsoft.com/office/word/2012/wordml" xmlns:w16cex="http://schemas.microsoft.com/office/word/2018/wordml/cex" xmlns:w16cid="http://schemas.microsoft.com/office/word/2016/wordml/cid" xmlns:w16="http://schemas.microsoft.com/office/word/2018/wordml" xmlns:w16du="http://schemas.microsoft.com/office/word/2023/wordml/word16du" xmlns:w16sdtdh="http://schemas.microsoft.com/office/word/2020/wordml/sdtdatahash" xmlns:w16sdtfl="http://schemas.microsoft.com/office/word/2024/wordml/sdtformatlock" xmlns:w16se="http://schemas.microsoft.com/office/word/2015/wordml/symex" xmlns:wpg="http://schemas.microsoft.com/office/word/2010/wordprocessingGroup" xmlns:wpi="http://schemas.microsoft.com/office/word/2010/wordprocessingInk" xmlns:wne="http://schemas.microsoft.com/office/word/2006/wordml" xmlns:wps="http://schemas.microsoft.com/office/word/2010/wordprocessingShape" mc:Ignorable="w14 w15 w16se w16cid w16 w16cex w16sdtdh w16sdtfl w16du wp14">
+  <w:abstractNum w:abstractNumId="0" w15:restartNumberingAfterBreak="0">
+    <w:nsid w:val="11325126"/>
+    <w:multiLevelType w:val="multilevel"/>
+    <w:tmpl w:val="BFE2CAB2"/>
+    <w:lvl w:ilvl="0">
+      <w:start w:val="1"/>
+      <w:numFmt w:val="bullet"/>
+      <w:lvlText w:val=""/>
+      <w:lvlJc w:val="left"/>
+      <w:pPr>
+        <w:tabs>
+          <w:tab w:val="num" w:pos="720"/>
+        </w:tabs>
+        <w:ind w:left="720" w:hanging="360"/>
+      </w:pPr>
+      <w:rPr>
+        <w:rFonts w:ascii="Symbol" w:hAnsi="Symbol" w:hint="default"/>
+        <w:sz w:val="20"/>
+      </w:rPr>
+    </w:lvl>
+    <w:lvl w:ilvl="1" w:tentative="1">
+      <w:start w:val="1"/>
+      <w:numFmt w:val="bullet"/>
+      <w:lvlText w:val="o"/>
+      <w:lvlJc w:val="left"/>
+      <w:pPr>
+        <w:tabs>
+          <w:tab w:val="num" w:pos="1440"/>
+        </w:tabs>
+        <w:ind w:left="1440" w:hanging="360"/>
+      </w:pPr>
+      <w:rPr>
+        <w:rFonts w:ascii="Courier New" w:hAnsi="Courier New" w:hint="default"/>
+        <w:sz w:val="20"/>
+      </w:rPr>
+    </w:lvl>
+    <w:lvl w:ilvl="2" w:tentative="1">
+      <w:start w:val="1"/>
+      <w:numFmt w:val="bullet"/>
+      <w:lvlText w:val=""/>
+      <w:lvlJc w:val="left"/>
+      <w:pPr>
+        <w:tabs>
+          <w:tab w:val="num" w:pos="2160"/>
+        </w:tabs>
+        <w:ind w:left="2160" w:hanging="360"/>
+      </w:pPr>
+      <w:rPr>
+        <w:rFonts w:ascii="Wingdings" w:hAnsi="Wingdings" w:hint="default"/>
+        <w:sz w:val="20"/>
+      </w:rPr>
+    </w:lvl>
+    <w:lvl w:ilvl="3" w:tentative="1">
+      <w:start w:val="1"/>
+      <w:numFmt w:val="bullet"/>
+      <w:lvlText w:val=""/>
+      <w:lvlJc w:val="left"/>
+      <w:pPr>
+        <w:tabs>
+          <w:tab w:val="num" w:pos="2880"/>
+        </w:tabs>
+        <w:ind w:left="2880" w:hanging="360"/>
+      </w:pPr>
+      <w:rPr>
+        <w:rFonts w:ascii="Wingdings" w:hAnsi="Wingdings" w:hint="default"/>
+        <w:sz w:val="20"/>
+      </w:rPr>
+    </w:lvl>
+    <w:lvl w:ilvl="4" w:tentative="1">
+      <w:start w:val="1"/>
+      <w:numFmt w:val="bullet"/>
+      <w:lvlText w:val=""/>
+      <w:lvlJc w:val="left"/>
+      <w:pPr>
+        <w:tabs>
+          <w:tab w:val="num" w:pos="3600"/>
+        </w:tabs>
+        <w:ind w:left="3600" w:hanging="360"/>
+      </w:pPr>
+      <w:rPr>
+        <w:rFonts w:ascii="Wingdings" w:hAnsi="Wingdings" w:hint="default"/>
+        <w:sz w:val="20"/>
+      </w:rPr>
+    </w:lvl>
+    <w:lvl w:ilvl="5" w:tentative="1">
+      <w:start w:val="1"/>
+      <w:numFmt w:val="bullet"/>
+      <w:lvlText w:val=""/>
+      <w:lvlJc w:val="left"/>
+      <w:pPr>
+        <w:tabs>
+          <w:tab w:val="num" w:pos="4320"/>
+        </w:tabs>
+        <w:ind w:left="4320" w:hanging="360"/>
+      </w:pPr>
+      <w:rPr>
+        <w:rFonts w:ascii="Wingdings" w:hAnsi="Wingdings" w:hint="default"/>
+        <w:sz w:val="20"/>
+      </w:rPr>
+    </w:lvl>
+    <w:lvl w:ilvl="6" w:tentative="1">
+      <w:start w:val="1"/>
+      <w:numFmt w:val="bullet"/>
+      <w:lvlText w:val=""/>
+      <w:lvlJc w:val="left"/>
+      <w:pPr>
+        <w:tabs>
+          <w:tab w:val="num" w:pos="5040"/>
+        </w:tabs>
+        <w:ind w:left="5040" w:hanging="360"/>
+      </w:pPr>
+      <w:rPr>
+        <w:rFonts w:ascii="Wingdings" w:hAnsi="Wingdings" w:hint="default"/>
+        <w:sz w:val="20"/>
+      </w:rPr>
+    </w:lvl>
+    <w:lvl w:ilvl="7" w:tentative="1">
+      <w:start w:val="1"/>
+      <w:numFmt w:val="bullet"/>
+      <w:lvlText w:val=""/>
+      <w:lvlJc w:val="left"/>
+      <w:pPr>
+        <w:tabs>
+          <w:tab w:val="num" w:pos="5760"/>
+        </w:tabs>
+        <w:ind w:left="5760" w:hanging="360"/>
+      </w:pPr>
+      <w:rPr>
+        <w:rFonts w:ascii="Wingdings" w:hAnsi="Wingdings" w:hint="default"/>
+        <w:sz w:val="20"/>
+      </w:rPr>
+    </w:lvl>
+    <w:lvl w:ilvl="8" w:tentative="1">
+      <w:start w:val="1"/>
+      <w:numFmt w:val="bullet"/>
+      <w:lvlText w:val=""/>
+      <w:lvlJc w:val="left"/>
+      <w:pPr>
+        <w:tabs>
+          <w:tab w:val="num" w:pos="6480"/>
+        </w:tabs>
+        <w:ind w:left="6480" w:hanging="360"/>
+      </w:pPr>
+      <w:rPr>
+        <w:rFonts w:ascii="Wingdings" w:hAnsi="Wingdings" w:hint="default"/>
+        <w:sz w:val="20"/>
+      </w:rPr>
+    </w:lvl>
+  </w:abstractNum>
+  <w:abstractNum w:abstractNumId="1" w15:restartNumberingAfterBreak="0">
+    <w:nsid w:val="1BF777EF"/>
+    <w:multiLevelType w:val="multilevel"/>
+    <w:tmpl w:val="CD8853C0"/>
+    <w:lvl w:ilvl="0">
+      <w:start w:val="1"/>
+      <w:numFmt w:val="bullet"/>
+      <w:lvlText w:val=""/>
+      <w:lvlJc w:val="left"/>
+      <w:pPr>
+        <w:tabs>
+          <w:tab w:val="num" w:pos="720"/>
+        </w:tabs>
+        <w:ind w:left="720" w:hanging="360"/>
+      </w:pPr>
+      <w:rPr>
+        <w:rFonts w:ascii="Symbol" w:hAnsi="Symbol" w:hint="default"/>
+        <w:sz w:val="20"/>
+      </w:rPr>
+    </w:lvl>
+    <w:lvl w:ilvl="1">
+      <w:start w:val="1"/>
+      <w:numFmt w:val="bullet"/>
+      <w:lvlText w:val="o"/>
+      <w:lvlJc w:val="left"/>
+      <w:pPr>
+        <w:tabs>
+          <w:tab w:val="num" w:pos="1440"/>
+        </w:tabs>
+        <w:ind w:left="1440" w:hanging="360"/>
+      </w:pPr>
+      <w:rPr>
+        <w:rFonts w:ascii="Courier New" w:hAnsi="Courier New" w:hint="default"/>
+        <w:sz w:val="20"/>
+      </w:rPr>
+    </w:lvl>
+    <w:lvl w:ilvl="2" w:tentative="1">
+      <w:start w:val="1"/>
+      <w:numFmt w:val="bullet"/>
+      <w:lvlText w:val=""/>
+      <w:lvlJc w:val="left"/>
+      <w:pPr>
+        <w:tabs>
+          <w:tab w:val="num" w:pos="2160"/>
+        </w:tabs>
+        <w:ind w:left="2160" w:hanging="360"/>
+      </w:pPr>
+      <w:rPr>
+        <w:rFonts w:ascii="Wingdings" w:hAnsi="Wingdings" w:hint="default"/>
+        <w:sz w:val="20"/>
+      </w:rPr>
+    </w:lvl>
+    <w:lvl w:ilvl="3" w:tentative="1">
+      <w:start w:val="1"/>
+      <w:numFmt w:val="bullet"/>
+      <w:lvlText w:val=""/>
+      <w:lvlJc w:val="left"/>
+      <w:pPr>
+        <w:tabs>
+          <w:tab w:val="num" w:pos="2880"/>
+        </w:tabs>
+        <w:ind w:left="2880" w:hanging="360"/>
+      </w:pPr>
+      <w:rPr>
+        <w:rFonts w:ascii="Wingdings" w:hAnsi="Wingdings" w:hint="default"/>
+        <w:sz w:val="20"/>
+      </w:rPr>
+    </w:lvl>
+    <w:lvl w:ilvl="4" w:tentative="1">
+      <w:start w:val="1"/>
+      <w:numFmt w:val="bullet"/>
+      <w:lvlText w:val=""/>
+      <w:lvlJc w:val="left"/>
+      <w:pPr>
+        <w:tabs>
+          <w:tab w:val="num" w:pos="3600"/>
+        </w:tabs>
+        <w:ind w:left="3600" w:hanging="360"/>
+      </w:pPr>
+      <w:rPr>
+        <w:rFonts w:ascii="Wingdings" w:hAnsi="Wingdings" w:hint="default"/>
+        <w:sz w:val="20"/>
+      </w:rPr>
+    </w:lvl>
+    <w:lvl w:ilvl="5" w:tentative="1">
+      <w:start w:val="1"/>
+      <w:numFmt w:val="bullet"/>
+      <w:lvlText w:val=""/>
+      <w:lvlJc w:val="left"/>
+      <w:pPr>
+        <w:tabs>
+          <w:tab w:val="num" w:pos="4320"/>
+        </w:tabs>
+        <w:ind w:left="4320" w:hanging="360"/>
+      </w:pPr>
+      <w:rPr>
+        <w:rFonts w:ascii="Wingdings" w:hAnsi="Wingdings" w:hint="default"/>
+        <w:sz w:val="20"/>
+      </w:rPr>
+    </w:lvl>
+    <w:lvl w:ilvl="6" w:tentative="1">
+      <w:start w:val="1"/>
+      <w:numFmt w:val="bullet"/>
+      <w:lvlText w:val=""/>
+      <w:lvlJc w:val="left"/>
+      <w:pPr>
+        <w:tabs>
+          <w:tab w:val="num" w:pos="5040"/>
+        </w:tabs>
+        <w:ind w:left="5040" w:hanging="360"/>
+      </w:pPr>
+      <w:rPr>
+        <w:rFonts w:ascii="Wingdings" w:hAnsi="Wingdings" w:hint="default"/>
+        <w:sz w:val="20"/>
+      </w:rPr>
+    </w:lvl>
+    <w:lvl w:ilvl="7" w:tentative="1">
+      <w:start w:val="1"/>
+      <w:numFmt w:val="bullet"/>
+      <w:lvlText w:val=""/>
+      <w:lvlJc w:val="left"/>
+      <w:pPr>
+        <w:tabs>
+          <w:tab w:val="num" w:pos="5760"/>
+        </w:tabs>
+        <w:ind w:left="5760" w:hanging="360"/>
+      </w:pPr>
+      <w:rPr>
+        <w:rFonts w:ascii="Wingdings" w:hAnsi="Wingdings" w:hint="default"/>
+        <w:sz w:val="20"/>
+      </w:rPr>
+    </w:lvl>
+    <w:lvl w:ilvl="8" w:tentative="1">
+      <w:start w:val="1"/>
+      <w:numFmt w:val="bullet"/>
+      <w:lvlText w:val=""/>
+      <w:lvlJc w:val="left"/>
+      <w:pPr>
+        <w:tabs>
+          <w:tab w:val="num" w:pos="6480"/>
+        </w:tabs>
+        <w:ind w:left="6480" w:hanging="360"/>
+      </w:pPr>
+      <w:rPr>
+        <w:rFonts w:ascii="Wingdings" w:hAnsi="Wingdings" w:hint="default"/>
+        <w:sz w:val="20"/>
+      </w:rPr>
+    </w:lvl>
+  </w:abstractNum>
+  <w:abstractNum w:abstractNumId="2" w15:restartNumberingAfterBreak="0">
+    <w:nsid w:val="1FD441AD"/>
+    <w:multiLevelType w:val="multilevel"/>
+    <w:tmpl w:val="9E768906"/>
+    <w:lvl w:ilvl="0">
+      <w:start w:val="1"/>
+      <w:numFmt w:val="bullet"/>
+      <w:lvlText w:val=""/>
+      <w:lvlJc w:val="left"/>
+      <w:pPr>
+        <w:tabs>
+          <w:tab w:val="num" w:pos="720"/>
+        </w:tabs>
+        <w:ind w:left="720" w:hanging="360"/>
+      </w:pPr>
+      <w:rPr>
+        <w:rFonts w:ascii="Symbol" w:hAnsi="Symbol" w:hint="default"/>
+        <w:sz w:val="20"/>
+      </w:rPr>
+    </w:lvl>
+    <w:lvl w:ilvl="1">
+      <w:start w:val="1"/>
+      <w:numFmt w:val="bullet"/>
+      <w:lvlText w:val="o"/>
+      <w:lvlJc w:val="left"/>
+      <w:pPr>
+        <w:tabs>
+          <w:tab w:val="num" w:pos="1440"/>
+        </w:tabs>
+        <w:ind w:left="1440" w:hanging="360"/>
+      </w:pPr>
+      <w:rPr>
+        <w:rFonts w:ascii="Courier New" w:hAnsi="Courier New" w:hint="default"/>
+        <w:sz w:val="20"/>
+      </w:rPr>
+    </w:lvl>
+    <w:lvl w:ilvl="2" w:tentative="1">
+      <w:start w:val="1"/>
+      <w:numFmt w:val="bullet"/>
+      <w:lvlText w:val=""/>
+      <w:lvlJc w:val="left"/>
+      <w:pPr>
+        <w:tabs>
+          <w:tab w:val="num" w:pos="2160"/>
+        </w:tabs>
+        <w:ind w:left="2160" w:hanging="360"/>
+      </w:pPr>
+      <w:rPr>
+        <w:rFonts w:ascii="Wingdings" w:hAnsi="Wingdings" w:hint="default"/>
+        <w:sz w:val="20"/>
+      </w:rPr>
+    </w:lvl>
+    <w:lvl w:ilvl="3" w:tentative="1">
+      <w:start w:val="1"/>
+      <w:numFmt w:val="bullet"/>
+      <w:lvlText w:val=""/>
+      <w:lvlJc w:val="left"/>
+      <w:pPr>
+        <w:tabs>
+          <w:tab w:val="num" w:pos="2880"/>
+        </w:tabs>
+        <w:ind w:left="2880" w:hanging="360"/>
+      </w:pPr>
+      <w:rPr>
+        <w:rFonts w:ascii="Wingdings" w:hAnsi="Wingdings" w:hint="default"/>
+        <w:sz w:val="20"/>
+      </w:rPr>
+    </w:lvl>
+    <w:lvl w:ilvl="4" w:tentative="1">
+      <w:start w:val="1"/>
+      <w:numFmt w:val="bullet"/>
+      <w:lvlText w:val=""/>
+      <w:lvlJc w:val="left"/>
+      <w:pPr>
+        <w:tabs>
+          <w:tab w:val="num" w:pos="3600"/>
+        </w:tabs>
+        <w:ind w:left="3600" w:hanging="360"/>
+      </w:pPr>
+      <w:rPr>
+        <w:rFonts w:ascii="Wingdings" w:hAnsi="Wingdings" w:hint="default"/>
+        <w:sz w:val="20"/>
+      </w:rPr>
+    </w:lvl>
+    <w:lvl w:ilvl="5" w:tentative="1">
+      <w:start w:val="1"/>
+      <w:numFmt w:val="bullet"/>
+      <w:lvlText w:val=""/>
+      <w:lvlJc w:val="left"/>
+      <w:pPr>
+        <w:tabs>
+          <w:tab w:val="num" w:pos="4320"/>
+        </w:tabs>
+        <w:ind w:left="4320" w:hanging="360"/>
+      </w:pPr>
+      <w:rPr>
+        <w:rFonts w:ascii="Wingdings" w:hAnsi="Wingdings" w:hint="default"/>
+        <w:sz w:val="20"/>
+      </w:rPr>
+    </w:lvl>
+    <w:lvl w:ilvl="6" w:tentative="1">
+      <w:start w:val="1"/>
+      <w:numFmt w:val="bullet"/>
+      <w:lvlText w:val=""/>
+      <w:lvlJc w:val="left"/>
+      <w:pPr>
+        <w:tabs>
+          <w:tab w:val="num" w:pos="5040"/>
+        </w:tabs>
+        <w:ind w:left="5040" w:hanging="360"/>
+      </w:pPr>
+      <w:rPr>
+        <w:rFonts w:ascii="Wingdings" w:hAnsi="Wingdings" w:hint="default"/>
+        <w:sz w:val="20"/>
+      </w:rPr>
+    </w:lvl>
+    <w:lvl w:ilvl="7" w:tentative="1">
+      <w:start w:val="1"/>
+      <w:numFmt w:val="bullet"/>
+      <w:lvlText w:val=""/>
+      <w:lvlJc w:val="left"/>
+      <w:pPr>
+        <w:tabs>
+          <w:tab w:val="num" w:pos="5760"/>
+        </w:tabs>
+        <w:ind w:left="5760" w:hanging="360"/>
+      </w:pPr>
+      <w:rPr>
+        <w:rFonts w:ascii="Wingdings" w:hAnsi="Wingdings" w:hint="default"/>
+        <w:sz w:val="20"/>
+      </w:rPr>
+    </w:lvl>
+    <w:lvl w:ilvl="8" w:tentative="1">
+      <w:start w:val="1"/>
+      <w:numFmt w:val="bullet"/>
+      <w:lvlText w:val=""/>
+      <w:lvlJc w:val="left"/>
+      <w:pPr>
+        <w:tabs>
+          <w:tab w:val="num" w:pos="6480"/>
+        </w:tabs>
+        <w:ind w:left="6480" w:hanging="360"/>
+      </w:pPr>
+      <w:rPr>
+        <w:rFonts w:ascii="Wingdings" w:hAnsi="Wingdings" w:hint="default"/>
+        <w:sz w:val="20"/>
+      </w:rPr>
+    </w:lvl>
+  </w:abstractNum>
+  <w:abstractNum w:abstractNumId="3" w15:restartNumberingAfterBreak="0">
+    <w:nsid w:val="25137F2E"/>
+    <w:multiLevelType w:val="multilevel"/>
+    <w:tmpl w:val="C7CEDAA4"/>
+    <w:lvl w:ilvl="0">
+      <w:start w:val="1"/>
+      <w:numFmt w:val="bullet"/>
+      <w:lvlText w:val=""/>
+      <w:lvlJc w:val="left"/>
+      <w:pPr>
+        <w:tabs>
+          <w:tab w:val="num" w:pos="720"/>
+        </w:tabs>
+        <w:ind w:left="720" w:hanging="360"/>
+      </w:pPr>
+      <w:rPr>
+        <w:rFonts w:ascii="Symbol" w:hAnsi="Symbol" w:hint="default"/>
+        <w:sz w:val="20"/>
+      </w:rPr>
+    </w:lvl>
+    <w:lvl w:ilvl="1" w:tentative="1">
+      <w:start w:val="1"/>
+      <w:numFmt w:val="bullet"/>
+      <w:lvlText w:val="o"/>
+      <w:lvlJc w:val="left"/>
+      <w:pPr>
+        <w:tabs>
+          <w:tab w:val="num" w:pos="1440"/>
+        </w:tabs>
+        <w:ind w:left="1440" w:hanging="360"/>
+      </w:pPr>
+      <w:rPr>
+        <w:rFonts w:ascii="Courier New" w:hAnsi="Courier New" w:hint="default"/>
+        <w:sz w:val="20"/>
+      </w:rPr>
+    </w:lvl>
+    <w:lvl w:ilvl="2" w:tentative="1">
+      <w:start w:val="1"/>
+      <w:numFmt w:val="bullet"/>
+      <w:lvlText w:val=""/>
+      <w:lvlJc w:val="left"/>
+      <w:pPr>
+        <w:tabs>
+          <w:tab w:val="num" w:pos="2160"/>
+        </w:tabs>
+        <w:ind w:left="2160" w:hanging="360"/>
+      </w:pPr>
+      <w:rPr>
+        <w:rFonts w:ascii="Wingdings" w:hAnsi="Wingdings" w:hint="default"/>
+        <w:sz w:val="20"/>
+      </w:rPr>
+    </w:lvl>
+    <w:lvl w:ilvl="3" w:tentative="1">
+      <w:start w:val="1"/>
+      <w:numFmt w:val="bullet"/>
+      <w:lvlText w:val=""/>
+      <w:lvlJc w:val="left"/>
+      <w:pPr>
+        <w:tabs>
+          <w:tab w:val="num" w:pos="2880"/>
+        </w:tabs>
+        <w:ind w:left="2880" w:hanging="360"/>
+      </w:pPr>
+      <w:rPr>
+        <w:rFonts w:ascii="Wingdings" w:hAnsi="Wingdings" w:hint="default"/>
+        <w:sz w:val="20"/>
+      </w:rPr>
+    </w:lvl>
+    <w:lvl w:ilvl="4" w:tentative="1">
+      <w:start w:val="1"/>
+      <w:numFmt w:val="bullet"/>
+      <w:lvlText w:val=""/>
+      <w:lvlJc w:val="left"/>
+      <w:pPr>
+        <w:tabs>
+          <w:tab w:val="num" w:pos="3600"/>
+        </w:tabs>
+        <w:ind w:left="3600" w:hanging="360"/>
+      </w:pPr>
+      <w:rPr>
+        <w:rFonts w:ascii="Wingdings" w:hAnsi="Wingdings" w:hint="default"/>
+        <w:sz w:val="20"/>
+      </w:rPr>
+    </w:lvl>
+    <w:lvl w:ilvl="5" w:tentative="1">
+      <w:start w:val="1"/>
+      <w:numFmt w:val="bullet"/>
+      <w:lvlText w:val=""/>
+      <w:lvlJc w:val="left"/>
+      <w:pPr>
+        <w:tabs>
+          <w:tab w:val="num" w:pos="4320"/>
+        </w:tabs>
+        <w:ind w:left="4320" w:hanging="360"/>
+      </w:pPr>
+      <w:rPr>
+        <w:rFonts w:ascii="Wingdings" w:hAnsi="Wingdings" w:hint="default"/>
+        <w:sz w:val="20"/>
+      </w:rPr>
+    </w:lvl>
+    <w:lvl w:ilvl="6" w:tentative="1">
+      <w:start w:val="1"/>
+      <w:numFmt w:val="bullet"/>
+      <w:lvlText w:val=""/>
+      <w:lvlJc w:val="left"/>
+      <w:pPr>
+        <w:tabs>
+          <w:tab w:val="num" w:pos="5040"/>
+        </w:tabs>
+        <w:ind w:left="5040" w:hanging="360"/>
+      </w:pPr>
+      <w:rPr>
+        <w:rFonts w:ascii="Wingdings" w:hAnsi="Wingdings" w:hint="default"/>
+        <w:sz w:val="20"/>
+      </w:rPr>
+    </w:lvl>
+    <w:lvl w:ilvl="7" w:tentative="1">
+      <w:start w:val="1"/>
+      <w:numFmt w:val="bullet"/>
+      <w:lvlText w:val=""/>
+      <w:lvlJc w:val="left"/>
+      <w:pPr>
+        <w:tabs>
+          <w:tab w:val="num" w:pos="5760"/>
+        </w:tabs>
+        <w:ind w:left="5760" w:hanging="360"/>
+      </w:pPr>
+      <w:rPr>
+        <w:rFonts w:ascii="Wingdings" w:hAnsi="Wingdings" w:hint="default"/>
+        <w:sz w:val="20"/>
+      </w:rPr>
+    </w:lvl>
+    <w:lvl w:ilvl="8" w:tentative="1">
+      <w:start w:val="1"/>
+      <w:numFmt w:val="bullet"/>
+      <w:lvlText w:val=""/>
+      <w:lvlJc w:val="left"/>
+      <w:pPr>
+        <w:tabs>
+          <w:tab w:val="num" w:pos="6480"/>
+        </w:tabs>
+        <w:ind w:left="6480" w:hanging="360"/>
+      </w:pPr>
+      <w:rPr>
+        <w:rFonts w:ascii="Wingdings" w:hAnsi="Wingdings" w:hint="default"/>
+        <w:sz w:val="20"/>
+      </w:rPr>
+    </w:lvl>
+  </w:abstractNum>
+  <w:abstractNum w:abstractNumId="4" w15:restartNumberingAfterBreak="0">
+    <w:nsid w:val="2E2747A5"/>
+    <w:multiLevelType w:val="multilevel"/>
+    <w:tmpl w:val="8C1EE71E"/>
+    <w:lvl w:ilvl="0">
+      <w:start w:val="1"/>
+      <w:numFmt w:val="bullet"/>
+      <w:lvlText w:val=""/>
+      <w:lvlJc w:val="left"/>
+      <w:pPr>
+        <w:tabs>
+          <w:tab w:val="num" w:pos="720"/>
+        </w:tabs>
+        <w:ind w:left="720" w:hanging="360"/>
+      </w:pPr>
+      <w:rPr>
+        <w:rFonts w:ascii="Symbol" w:hAnsi="Symbol" w:hint="default"/>
+        <w:sz w:val="20"/>
+      </w:rPr>
+    </w:lvl>
+    <w:lvl w:ilvl="1">
+      <w:start w:val="1"/>
+      <w:numFmt w:val="bullet"/>
+      <w:lvlText w:val="o"/>
+      <w:lvlJc w:val="left"/>
+      <w:pPr>
+        <w:tabs>
+          <w:tab w:val="num" w:pos="1440"/>
+        </w:tabs>
+        <w:ind w:left="1440" w:hanging="360"/>
+      </w:pPr>
+      <w:rPr>
+        <w:rFonts w:ascii="Courier New" w:hAnsi="Courier New" w:hint="default"/>
+        <w:sz w:val="20"/>
+      </w:rPr>
+    </w:lvl>
+    <w:lvl w:ilvl="2" w:tentative="1">
+      <w:start w:val="1"/>
+      <w:numFmt w:val="bullet"/>
+      <w:lvlText w:val=""/>
+      <w:lvlJc w:val="left"/>
+      <w:pPr>
+        <w:tabs>
+          <w:tab w:val="num" w:pos="2160"/>
+        </w:tabs>
+        <w:ind w:left="2160" w:hanging="360"/>
+      </w:pPr>
+      <w:rPr>
+        <w:rFonts w:ascii="Wingdings" w:hAnsi="Wingdings" w:hint="default"/>
+        <w:sz w:val="20"/>
+      </w:rPr>
+    </w:lvl>
+    <w:lvl w:ilvl="3" w:tentative="1">
+      <w:start w:val="1"/>
+      <w:numFmt w:val="bullet"/>
+      <w:lvlText w:val=""/>
+      <w:lvlJc w:val="left"/>
+      <w:pPr>
+        <w:tabs>
+          <w:tab w:val="num" w:pos="2880"/>
+        </w:tabs>
+        <w:ind w:left="2880" w:hanging="360"/>
+      </w:pPr>
+      <w:rPr>
+        <w:rFonts w:ascii="Wingdings" w:hAnsi="Wingdings" w:hint="default"/>
+        <w:sz w:val="20"/>
+      </w:rPr>
+    </w:lvl>
+    <w:lvl w:ilvl="4" w:tentative="1">
+      <w:start w:val="1"/>
+      <w:numFmt w:val="bullet"/>
+      <w:lvlText w:val=""/>
+      <w:lvlJc w:val="left"/>
+      <w:pPr>
+        <w:tabs>
+          <w:tab w:val="num" w:pos="3600"/>
+        </w:tabs>
+        <w:ind w:left="3600" w:hanging="360"/>
+      </w:pPr>
+      <w:rPr>
+        <w:rFonts w:ascii="Wingdings" w:hAnsi="Wingdings" w:hint="default"/>
+        <w:sz w:val="20"/>
+      </w:rPr>
+    </w:lvl>
+    <w:lvl w:ilvl="5" w:tentative="1">
+      <w:start w:val="1"/>
+      <w:numFmt w:val="bullet"/>
+      <w:lvlText w:val=""/>
+      <w:lvlJc w:val="left"/>
+      <w:pPr>
+        <w:tabs>
+          <w:tab w:val="num" w:pos="4320"/>
+        </w:tabs>
+        <w:ind w:left="4320" w:hanging="360"/>
+      </w:pPr>
+      <w:rPr>
+        <w:rFonts w:ascii="Wingdings" w:hAnsi="Wingdings" w:hint="default"/>
+        <w:sz w:val="20"/>
+      </w:rPr>
+    </w:lvl>
+    <w:lvl w:ilvl="6" w:tentative="1">
+      <w:start w:val="1"/>
+      <w:numFmt w:val="bullet"/>
+      <w:lvlText w:val=""/>
+      <w:lvlJc w:val="left"/>
+      <w:pPr>
+        <w:tabs>
+          <w:tab w:val="num" w:pos="5040"/>
+        </w:tabs>
+        <w:ind w:left="5040" w:hanging="360"/>
+      </w:pPr>
+      <w:rPr>
+        <w:rFonts w:ascii="Wingdings" w:hAnsi="Wingdings" w:hint="default"/>
+        <w:sz w:val="20"/>
+      </w:rPr>
+    </w:lvl>
+    <w:lvl w:ilvl="7" w:tentative="1">
+      <w:start w:val="1"/>
+      <w:numFmt w:val="bullet"/>
+      <w:lvlText w:val=""/>
+      <w:lvlJc w:val="left"/>
+      <w:pPr>
+        <w:tabs>
+          <w:tab w:val="num" w:pos="5760"/>
+        </w:tabs>
+        <w:ind w:left="5760" w:hanging="360"/>
+      </w:pPr>
+      <w:rPr>
+        <w:rFonts w:ascii="Wingdings" w:hAnsi="Wingdings" w:hint="default"/>
+        <w:sz w:val="20"/>
+      </w:rPr>
+    </w:lvl>
+    <w:lvl w:ilvl="8" w:tentative="1">
+      <w:start w:val="1"/>
+      <w:numFmt w:val="bullet"/>
+      <w:lvlText w:val=""/>
+      <w:lvlJc w:val="left"/>
+      <w:pPr>
+        <w:tabs>
+          <w:tab w:val="num" w:pos="6480"/>
+        </w:tabs>
+        <w:ind w:left="6480" w:hanging="360"/>
+      </w:pPr>
+      <w:rPr>
+        <w:rFonts w:ascii="Wingdings" w:hAnsi="Wingdings" w:hint="default"/>
+        <w:sz w:val="20"/>
+      </w:rPr>
+    </w:lvl>
+  </w:abstractNum>
+  <w:abstractNum w:abstractNumId="5" w15:restartNumberingAfterBreak="0">
+    <w:nsid w:val="525A120D"/>
+    <w:multiLevelType w:val="multilevel"/>
+    <w:tmpl w:val="5C4A14E8"/>
+    <w:lvl w:ilvl="0">
+      <w:start w:val="1"/>
+      <w:numFmt w:val="bullet"/>
+      <w:lvlText w:val=""/>
+      <w:lvlJc w:val="left"/>
+      <w:pPr>
+        <w:tabs>
+          <w:tab w:val="num" w:pos="720"/>
+        </w:tabs>
+        <w:ind w:left="720" w:hanging="360"/>
+      </w:pPr>
+      <w:rPr>
+        <w:rFonts w:ascii="Symbol" w:hAnsi="Symbol" w:hint="default"/>
+        <w:sz w:val="20"/>
+      </w:rPr>
+    </w:lvl>
+    <w:lvl w:ilvl="1">
+      <w:start w:val="1"/>
+      <w:numFmt w:val="bullet"/>
+      <w:lvlText w:val="o"/>
+      <w:lvlJc w:val="left"/>
+      <w:pPr>
+        <w:tabs>
+          <w:tab w:val="num" w:pos="1440"/>
+        </w:tabs>
+        <w:ind w:left="1440" w:hanging="360"/>
+      </w:pPr>
+      <w:rPr>
+        <w:rFonts w:ascii="Courier New" w:hAnsi="Courier New" w:hint="default"/>
+        <w:sz w:val="20"/>
+      </w:rPr>
+    </w:lvl>
+    <w:lvl w:ilvl="2" w:tentative="1">
+      <w:start w:val="1"/>
+      <w:numFmt w:val="bullet"/>
+      <w:lvlText w:val=""/>
+      <w:lvlJc w:val="left"/>
+      <w:pPr>
+        <w:tabs>
+          <w:tab w:val="num" w:pos="2160"/>
+        </w:tabs>
+        <w:ind w:left="2160" w:hanging="360"/>
+      </w:pPr>
+      <w:rPr>
+        <w:rFonts w:ascii="Wingdings" w:hAnsi="Wingdings" w:hint="default"/>
+        <w:sz w:val="20"/>
+      </w:rPr>
+    </w:lvl>
+    <w:lvl w:ilvl="3" w:tentative="1">
+      <w:start w:val="1"/>
+      <w:numFmt w:val="bullet"/>
+      <w:lvlText w:val=""/>
+      <w:lvlJc w:val="left"/>
+      <w:pPr>
+        <w:tabs>
+          <w:tab w:val="num" w:pos="2880"/>
+        </w:tabs>
+        <w:ind w:left="2880" w:hanging="360"/>
+      </w:pPr>
+      <w:rPr>
+        <w:rFonts w:ascii="Wingdings" w:hAnsi="Wingdings" w:hint="default"/>
+        <w:sz w:val="20"/>
+      </w:rPr>
+    </w:lvl>
+    <w:lvl w:ilvl="4" w:tentative="1">
+      <w:start w:val="1"/>
+      <w:numFmt w:val="bullet"/>
+      <w:lvlText w:val=""/>
+      <w:lvlJc w:val="left"/>
+      <w:pPr>
+        <w:tabs>
+          <w:tab w:val="num" w:pos="3600"/>
+        </w:tabs>
+        <w:ind w:left="3600" w:hanging="360"/>
+      </w:pPr>
+      <w:rPr>
+        <w:rFonts w:ascii="Wingdings" w:hAnsi="Wingdings" w:hint="default"/>
+        <w:sz w:val="20"/>
+      </w:rPr>
+    </w:lvl>
+    <w:lvl w:ilvl="5" w:tentative="1">
+      <w:start w:val="1"/>
+      <w:numFmt w:val="bullet"/>
+      <w:lvlText w:val=""/>
+      <w:lvlJc w:val="left"/>
+      <w:pPr>
+        <w:tabs>
+          <w:tab w:val="num" w:pos="4320"/>
+        </w:tabs>
+        <w:ind w:left="4320" w:hanging="360"/>
+      </w:pPr>
+      <w:rPr>
+        <w:rFonts w:ascii="Wingdings" w:hAnsi="Wingdings" w:hint="default"/>
+        <w:sz w:val="20"/>
+      </w:rPr>
+    </w:lvl>
+    <w:lvl w:ilvl="6" w:tentative="1">
+      <w:start w:val="1"/>
+      <w:numFmt w:val="bullet"/>
+      <w:lvlText w:val=""/>
+      <w:lvlJc w:val="left"/>
+      <w:pPr>
+        <w:tabs>
+          <w:tab w:val="num" w:pos="5040"/>
+        </w:tabs>
+        <w:ind w:left="5040" w:hanging="360"/>
+      </w:pPr>
+      <w:rPr>
+        <w:rFonts w:ascii="Wingdings" w:hAnsi="Wingdings" w:hint="default"/>
+        <w:sz w:val="20"/>
+      </w:rPr>
+    </w:lvl>
+    <w:lvl w:ilvl="7" w:tentative="1">
+      <w:start w:val="1"/>
+      <w:numFmt w:val="bullet"/>
+      <w:lvlText w:val=""/>
+      <w:lvlJc w:val="left"/>
+      <w:pPr>
+        <w:tabs>
+          <w:tab w:val="num" w:pos="5760"/>
+        </w:tabs>
+        <w:ind w:left="5760" w:hanging="360"/>
+      </w:pPr>
+      <w:rPr>
+        <w:rFonts w:ascii="Wingdings" w:hAnsi="Wingdings" w:hint="default"/>
+        <w:sz w:val="20"/>
+      </w:rPr>
+    </w:lvl>
+    <w:lvl w:ilvl="8" w:tentative="1">
+      <w:start w:val="1"/>
+      <w:numFmt w:val="bullet"/>
+      <w:lvlText w:val=""/>
+      <w:lvlJc w:val="left"/>
+      <w:pPr>
+        <w:tabs>
+          <w:tab w:val="num" w:pos="6480"/>
+        </w:tabs>
+        <w:ind w:left="6480" w:hanging="360"/>
+      </w:pPr>
+      <w:rPr>
+        <w:rFonts w:ascii="Wingdings" w:hAnsi="Wingdings" w:hint="default"/>
+        <w:sz w:val="20"/>
+      </w:rPr>
+    </w:lvl>
+  </w:abstractNum>
+  <w:abstractNum w:abstractNumId="6" w15:restartNumberingAfterBreak="0">
+    <w:nsid w:val="55B0036E"/>
+    <w:multiLevelType w:val="multilevel"/>
+    <w:tmpl w:val="77CC3244"/>
+    <w:lvl w:ilvl="0">
+      <w:start w:val="1"/>
+      <w:numFmt w:val="bullet"/>
+      <w:lvlText w:val=""/>
+      <w:lvlJc w:val="left"/>
+      <w:pPr>
+        <w:tabs>
+          <w:tab w:val="num" w:pos="720"/>
+        </w:tabs>
+        <w:ind w:left="720" w:hanging="360"/>
+      </w:pPr>
+      <w:rPr>
+        <w:rFonts w:ascii="Symbol" w:hAnsi="Symbol" w:hint="default"/>
+        <w:sz w:val="20"/>
+      </w:rPr>
+    </w:lvl>
+    <w:lvl w:ilvl="1" w:tentative="1">
+      <w:start w:val="1"/>
+      <w:numFmt w:val="bullet"/>
+      <w:lvlText w:val="o"/>
+      <w:lvlJc w:val="left"/>
+      <w:pPr>
+        <w:tabs>
+          <w:tab w:val="num" w:pos="1440"/>
+        </w:tabs>
+        <w:ind w:left="1440" w:hanging="360"/>
+      </w:pPr>
+      <w:rPr>
+        <w:rFonts w:ascii="Courier New" w:hAnsi="Courier New" w:hint="default"/>
+        <w:sz w:val="20"/>
+      </w:rPr>
+    </w:lvl>
+    <w:lvl w:ilvl="2" w:tentative="1">
+      <w:start w:val="1"/>
+      <w:numFmt w:val="bullet"/>
+      <w:lvlText w:val=""/>
+      <w:lvlJc w:val="left"/>
+      <w:pPr>
+        <w:tabs>
+          <w:tab w:val="num" w:pos="2160"/>
+        </w:tabs>
+        <w:ind w:left="2160" w:hanging="360"/>
+      </w:pPr>
+      <w:rPr>
+        <w:rFonts w:ascii="Wingdings" w:hAnsi="Wingdings" w:hint="default"/>
+        <w:sz w:val="20"/>
+      </w:rPr>
+    </w:lvl>
+    <w:lvl w:ilvl="3" w:tentative="1">
+      <w:start w:val="1"/>
+      <w:numFmt w:val="bullet"/>
+      <w:lvlText w:val=""/>
+      <w:lvlJc w:val="left"/>
+      <w:pPr>
+        <w:tabs>
+          <w:tab w:val="num" w:pos="2880"/>
+        </w:tabs>
+        <w:ind w:left="2880" w:hanging="360"/>
+      </w:pPr>
+      <w:rPr>
+        <w:rFonts w:ascii="Wingdings" w:hAnsi="Wingdings" w:hint="default"/>
+        <w:sz w:val="20"/>
+      </w:rPr>
+    </w:lvl>
+    <w:lvl w:ilvl="4" w:tentative="1">
+      <w:start w:val="1"/>
+      <w:numFmt w:val="bullet"/>
+      <w:lvlText w:val=""/>
+      <w:lvlJc w:val="left"/>
+      <w:pPr>
+        <w:tabs>
+          <w:tab w:val="num" w:pos="3600"/>
+        </w:tabs>
+        <w:ind w:left="3600" w:hanging="360"/>
+      </w:pPr>
+      <w:rPr>
+        <w:rFonts w:ascii="Wingdings" w:hAnsi="Wingdings" w:hint="default"/>
+        <w:sz w:val="20"/>
+      </w:rPr>
+    </w:lvl>
+    <w:lvl w:ilvl="5" w:tentative="1">
+      <w:start w:val="1"/>
+      <w:numFmt w:val="bullet"/>
+      <w:lvlText w:val=""/>
+      <w:lvlJc w:val="left"/>
+      <w:pPr>
+        <w:tabs>
+          <w:tab w:val="num" w:pos="4320"/>
+        </w:tabs>
+        <w:ind w:left="4320" w:hanging="360"/>
+      </w:pPr>
+      <w:rPr>
+        <w:rFonts w:ascii="Wingdings" w:hAnsi="Wingdings" w:hint="default"/>
+        <w:sz w:val="20"/>
+      </w:rPr>
+    </w:lvl>
+    <w:lvl w:ilvl="6" w:tentative="1">
+      <w:start w:val="1"/>
+      <w:numFmt w:val="bullet"/>
+      <w:lvlText w:val=""/>
+      <w:lvlJc w:val="left"/>
+      <w:pPr>
+        <w:tabs>
+          <w:tab w:val="num" w:pos="5040"/>
+        </w:tabs>
+        <w:ind w:left="5040" w:hanging="360"/>
+      </w:pPr>
+      <w:rPr>
+        <w:rFonts w:ascii="Wingdings" w:hAnsi="Wingdings" w:hint="default"/>
+        <w:sz w:val="20"/>
+      </w:rPr>
+    </w:lvl>
+    <w:lvl w:ilvl="7" w:tentative="1">
+      <w:start w:val="1"/>
+      <w:numFmt w:val="bullet"/>
+      <w:lvlText w:val=""/>
+      <w:lvlJc w:val="left"/>
+      <w:pPr>
+        <w:tabs>
+          <w:tab w:val="num" w:pos="5760"/>
+        </w:tabs>
+        <w:ind w:left="5760" w:hanging="360"/>
+      </w:pPr>
+      <w:rPr>
+        <w:rFonts w:ascii="Wingdings" w:hAnsi="Wingdings" w:hint="default"/>
+        <w:sz w:val="20"/>
+      </w:rPr>
+    </w:lvl>
+    <w:lvl w:ilvl="8" w:tentative="1">
+      <w:start w:val="1"/>
+      <w:numFmt w:val="bullet"/>
+      <w:lvlText w:val=""/>
+      <w:lvlJc w:val="left"/>
+      <w:pPr>
+        <w:tabs>
+          <w:tab w:val="num" w:pos="6480"/>
+        </w:tabs>
+        <w:ind w:left="6480" w:hanging="360"/>
+      </w:pPr>
+      <w:rPr>
+        <w:rFonts w:ascii="Wingdings" w:hAnsi="Wingdings" w:hint="default"/>
+        <w:sz w:val="20"/>
+      </w:rPr>
+    </w:lvl>
+  </w:abstractNum>
+  <w:abstractNum w:abstractNumId="7" w15:restartNumberingAfterBreak="0">
+    <w:nsid w:val="61C57F93"/>
+    <w:multiLevelType w:val="multilevel"/>
+    <w:tmpl w:val="08A88158"/>
+    <w:lvl w:ilvl="0">
+      <w:start w:val="1"/>
+      <w:numFmt w:val="bullet"/>
+      <w:lvlText w:val=""/>
+      <w:lvlJc w:val="left"/>
+      <w:pPr>
+        <w:tabs>
+          <w:tab w:val="num" w:pos="720"/>
+        </w:tabs>
+        <w:ind w:left="720" w:hanging="360"/>
+      </w:pPr>
+      <w:rPr>
+        <w:rFonts w:ascii="Symbol" w:hAnsi="Symbol" w:hint="default"/>
+        <w:sz w:val="20"/>
+      </w:rPr>
+    </w:lvl>
+    <w:lvl w:ilvl="1">
+      <w:start w:val="1"/>
+      <w:numFmt w:val="bullet"/>
+      <w:lvlText w:val="o"/>
+      <w:lvlJc w:val="left"/>
+      <w:pPr>
+        <w:tabs>
+          <w:tab w:val="num" w:pos="1440"/>
+        </w:tabs>
+        <w:ind w:left="1440" w:hanging="360"/>
+      </w:pPr>
+      <w:rPr>
+        <w:rFonts w:ascii="Courier New" w:hAnsi="Courier New" w:hint="default"/>
+        <w:sz w:val="20"/>
+      </w:rPr>
+    </w:lvl>
+    <w:lvl w:ilvl="2" w:tentative="1">
+      <w:start w:val="1"/>
+      <w:numFmt w:val="bullet"/>
+      <w:lvlText w:val=""/>
+      <w:lvlJc w:val="left"/>
+      <w:pPr>
+        <w:tabs>
+          <w:tab w:val="num" w:pos="2160"/>
+        </w:tabs>
+        <w:ind w:left="2160" w:hanging="360"/>
+      </w:pPr>
+      <w:rPr>
+        <w:rFonts w:ascii="Wingdings" w:hAnsi="Wingdings" w:hint="default"/>
+        <w:sz w:val="20"/>
+      </w:rPr>
+    </w:lvl>
+    <w:lvl w:ilvl="3" w:tentative="1">
+      <w:start w:val="1"/>
+      <w:numFmt w:val="bullet"/>
+      <w:lvlText w:val=""/>
+      <w:lvlJc w:val="left"/>
+      <w:pPr>
+        <w:tabs>
+          <w:tab w:val="num" w:pos="2880"/>
+        </w:tabs>
+        <w:ind w:left="2880" w:hanging="360"/>
+      </w:pPr>
+      <w:rPr>
+        <w:rFonts w:ascii="Wingdings" w:hAnsi="Wingdings" w:hint="default"/>
+        <w:sz w:val="20"/>
+      </w:rPr>
+    </w:lvl>
+    <w:lvl w:ilvl="4" w:tentative="1">
+      <w:start w:val="1"/>
+      <w:numFmt w:val="bullet"/>
+      <w:lvlText w:val=""/>
+      <w:lvlJc w:val="left"/>
+      <w:pPr>
+        <w:tabs>
+          <w:tab w:val="num" w:pos="3600"/>
+        </w:tabs>
+        <w:ind w:left="3600" w:hanging="360"/>
+      </w:pPr>
+      <w:rPr>
+        <w:rFonts w:ascii="Wingdings" w:hAnsi="Wingdings" w:hint="default"/>
+        <w:sz w:val="20"/>
+      </w:rPr>
+    </w:lvl>
+    <w:lvl w:ilvl="5" w:tentative="1">
+      <w:start w:val="1"/>
+      <w:numFmt w:val="bullet"/>
+      <w:lvlText w:val=""/>
+      <w:lvlJc w:val="left"/>
+      <w:pPr>
+        <w:tabs>
+          <w:tab w:val="num" w:pos="4320"/>
+        </w:tabs>
+        <w:ind w:left="4320" w:hanging="360"/>
+      </w:pPr>
+      <w:rPr>
+        <w:rFonts w:ascii="Wingdings" w:hAnsi="Wingdings" w:hint="default"/>
+        <w:sz w:val="20"/>
+      </w:rPr>
+    </w:lvl>
+    <w:lvl w:ilvl="6" w:tentative="1">
+      <w:start w:val="1"/>
+      <w:numFmt w:val="bullet"/>
+      <w:lvlText w:val=""/>
+      <w:lvlJc w:val="left"/>
+      <w:pPr>
+        <w:tabs>
+          <w:tab w:val="num" w:pos="5040"/>
+        </w:tabs>
+        <w:ind w:left="5040" w:hanging="360"/>
+      </w:pPr>
+      <w:rPr>
+        <w:rFonts w:ascii="Wingdings" w:hAnsi="Wingdings" w:hint="default"/>
+        <w:sz w:val="20"/>
+      </w:rPr>
+    </w:lvl>
+    <w:lvl w:ilvl="7" w:tentative="1">
+      <w:start w:val="1"/>
+      <w:numFmt w:val="bullet"/>
+      <w:lvlText w:val=""/>
+      <w:lvlJc w:val="left"/>
+      <w:pPr>
+        <w:tabs>
+          <w:tab w:val="num" w:pos="5760"/>
+        </w:tabs>
+        <w:ind w:left="5760" w:hanging="360"/>
+      </w:pPr>
+      <w:rPr>
+        <w:rFonts w:ascii="Wingdings" w:hAnsi="Wingdings" w:hint="default"/>
+        <w:sz w:val="20"/>
+      </w:rPr>
+    </w:lvl>
+    <w:lvl w:ilvl="8" w:tentative="1">
+      <w:start w:val="1"/>
+      <w:numFmt w:val="bullet"/>
+      <w:lvlText w:val=""/>
+      <w:lvlJc w:val="left"/>
+      <w:pPr>
+        <w:tabs>
+          <w:tab w:val="num" w:pos="6480"/>
+        </w:tabs>
+        <w:ind w:left="6480" w:hanging="360"/>
+      </w:pPr>
+      <w:rPr>
+        <w:rFonts w:ascii="Wingdings" w:hAnsi="Wingdings" w:hint="default"/>
+        <w:sz w:val="20"/>
+      </w:rPr>
+    </w:lvl>
+  </w:abstractNum>
+  <w:abstractNum w:abstractNumId="8" w15:restartNumberingAfterBreak="0">
+    <w:nsid w:val="7C186F67"/>
+    <w:multiLevelType w:val="multilevel"/>
+    <w:tmpl w:val="2C807F0C"/>
+    <w:lvl w:ilvl="0">
+      <w:start w:val="1"/>
+      <w:numFmt w:val="bullet"/>
+      <w:lvlText w:val=""/>
+      <w:lvlJc w:val="left"/>
+      <w:pPr>
+        <w:tabs>
+          <w:tab w:val="num" w:pos="720"/>
+        </w:tabs>
+        <w:ind w:left="720" w:hanging="360"/>
+      </w:pPr>
+      <w:rPr>
+        <w:rFonts w:ascii="Symbol" w:hAnsi="Symbol" w:hint="default"/>
+        <w:sz w:val="20"/>
+      </w:rPr>
+    </w:lvl>
+    <w:lvl w:ilvl="1">
+      <w:start w:val="1"/>
+      <w:numFmt w:val="bullet"/>
+      <w:lvlText w:val="o"/>
+      <w:lvlJc w:val="left"/>
+      <w:pPr>
+        <w:tabs>
+          <w:tab w:val="num" w:pos="1440"/>
+        </w:tabs>
+        <w:ind w:left="1440" w:hanging="360"/>
+      </w:pPr>
+      <w:rPr>
+        <w:rFonts w:ascii="Courier New" w:hAnsi="Courier New" w:hint="default"/>
+        <w:sz w:val="20"/>
+      </w:rPr>
+    </w:lvl>
+    <w:lvl w:ilvl="2" w:tentative="1">
+      <w:start w:val="1"/>
+      <w:numFmt w:val="bullet"/>
+      <w:lvlText w:val=""/>
+      <w:lvlJc w:val="left"/>
+      <w:pPr>
+        <w:tabs>
+          <w:tab w:val="num" w:pos="2160"/>
+        </w:tabs>
+        <w:ind w:left="2160" w:hanging="360"/>
+      </w:pPr>
+      <w:rPr>
+        <w:rFonts w:ascii="Wingdings" w:hAnsi="Wingdings" w:hint="default"/>
+        <w:sz w:val="20"/>
+      </w:rPr>
+    </w:lvl>
+    <w:lvl w:ilvl="3" w:tentative="1">
+      <w:start w:val="1"/>
+      <w:numFmt w:val="bullet"/>
+      <w:lvlText w:val=""/>
+      <w:lvlJc w:val="left"/>
+      <w:pPr>
+        <w:tabs>
+          <w:tab w:val="num" w:pos="2880"/>
+        </w:tabs>
+        <w:ind w:left="2880" w:hanging="360"/>
+      </w:pPr>
+      <w:rPr>
+        <w:rFonts w:ascii="Wingdings" w:hAnsi="Wingdings" w:hint="default"/>
+        <w:sz w:val="20"/>
+      </w:rPr>
+    </w:lvl>
+    <w:lvl w:ilvl="4" w:tentative="1">
+      <w:start w:val="1"/>
+      <w:numFmt w:val="bullet"/>
+      <w:lvlText w:val=""/>
+      <w:lvlJc w:val="left"/>
+      <w:pPr>
+        <w:tabs>
+          <w:tab w:val="num" w:pos="3600"/>
+        </w:tabs>
+        <w:ind w:left="3600" w:hanging="360"/>
+      </w:pPr>
+      <w:rPr>
+        <w:rFonts w:ascii="Wingdings" w:hAnsi="Wingdings" w:hint="default"/>
+        <w:sz w:val="20"/>
+      </w:rPr>
+    </w:lvl>
+    <w:lvl w:ilvl="5" w:tentative="1">
+      <w:start w:val="1"/>
+      <w:numFmt w:val="bullet"/>
+      <w:lvlText w:val=""/>
+      <w:lvlJc w:val="left"/>
+      <w:pPr>
+        <w:tabs>
+          <w:tab w:val="num" w:pos="4320"/>
+        </w:tabs>
+        <w:ind w:left="4320" w:hanging="360"/>
+      </w:pPr>
+      <w:rPr>
+        <w:rFonts w:ascii="Wingdings" w:hAnsi="Wingdings" w:hint="default"/>
+        <w:sz w:val="20"/>
+      </w:rPr>
+    </w:lvl>
+    <w:lvl w:ilvl="6" w:tentative="1">
+      <w:start w:val="1"/>
+      <w:numFmt w:val="bullet"/>
+      <w:lvlText w:val=""/>
+      <w:lvlJc w:val="left"/>
+      <w:pPr>
+        <w:tabs>
+          <w:tab w:val="num" w:pos="5040"/>
+        </w:tabs>
+        <w:ind w:left="5040" w:hanging="360"/>
+      </w:pPr>
+      <w:rPr>
+        <w:rFonts w:ascii="Wingdings" w:hAnsi="Wingdings" w:hint="default"/>
+        <w:sz w:val="20"/>
+      </w:rPr>
+    </w:lvl>
+    <w:lvl w:ilvl="7" w:tentative="1">
+      <w:start w:val="1"/>
+      <w:numFmt w:val="bullet"/>
+      <w:lvlText w:val=""/>
+      <w:lvlJc w:val="left"/>
+      <w:pPr>
+        <w:tabs>
+          <w:tab w:val="num" w:pos="5760"/>
+        </w:tabs>
+        <w:ind w:left="5760" w:hanging="360"/>
+      </w:pPr>
+      <w:rPr>
+        <w:rFonts w:ascii="Wingdings" w:hAnsi="Wingdings" w:hint="default"/>
+        <w:sz w:val="20"/>
+      </w:rPr>
+    </w:lvl>
+    <w:lvl w:ilvl="8" w:tentative="1">
+      <w:start w:val="1"/>
+      <w:numFmt w:val="bullet"/>
+      <w:lvlText w:val=""/>
+      <w:lvlJc w:val="left"/>
+      <w:pPr>
+        <w:tabs>
+          <w:tab w:val="num" w:pos="6480"/>
+        </w:tabs>
+        <w:ind w:left="6480" w:hanging="360"/>
+      </w:pPr>
+      <w:rPr>
+        <w:rFonts w:ascii="Wingdings" w:hAnsi="Wingdings" w:hint="default"/>
+        <w:sz w:val="20"/>
+      </w:rPr>
+    </w:lvl>
+  </w:abstractNum>
+  <w:abstractNum w:abstractNumId="9" w15:restartNumberingAfterBreak="0">
+    <w:nsid w:val="7FA52025"/>
+    <w:multiLevelType w:val="multilevel"/>
+    <w:tmpl w:val="A12EF040"/>
+    <w:lvl w:ilvl="0">
+      <w:start w:val="1"/>
+      <w:numFmt w:val="bullet"/>
+      <w:lvlText w:val=""/>
+      <w:lvlJc w:val="left"/>
+      <w:pPr>
+        <w:tabs>
+          <w:tab w:val="num" w:pos="720"/>
+        </w:tabs>
+        <w:ind w:left="720" w:hanging="360"/>
+      </w:pPr>
+      <w:rPr>
+        <w:rFonts w:ascii="Symbol" w:hAnsi="Symbol" w:hint="default"/>
+        <w:sz w:val="20"/>
+      </w:rPr>
+    </w:lvl>
+    <w:lvl w:ilvl="1">
+      <w:start w:val="1"/>
+      <w:numFmt w:val="bullet"/>
+      <w:lvlText w:val="o"/>
+      <w:lvlJc w:val="left"/>
+      <w:pPr>
+        <w:tabs>
+          <w:tab w:val="num" w:pos="1440"/>
+        </w:tabs>
+        <w:ind w:left="1440" w:hanging="360"/>
+      </w:pPr>
+      <w:rPr>
+        <w:rFonts w:ascii="Courier New" w:hAnsi="Courier New" w:hint="default"/>
+        <w:sz w:val="20"/>
+      </w:rPr>
+    </w:lvl>
+    <w:lvl w:ilvl="2" w:tentative="1">
+      <w:start w:val="1"/>
+      <w:numFmt w:val="bullet"/>
+      <w:lvlText w:val=""/>
+      <w:lvlJc w:val="left"/>
+      <w:pPr>
+        <w:tabs>
+          <w:tab w:val="num" w:pos="2160"/>
+        </w:tabs>
+        <w:ind w:left="2160" w:hanging="360"/>
+      </w:pPr>
+      <w:rPr>
+        <w:rFonts w:ascii="Wingdings" w:hAnsi="Wingdings" w:hint="default"/>
+        <w:sz w:val="20"/>
+      </w:rPr>
+    </w:lvl>
+    <w:lvl w:ilvl="3" w:tentative="1">
+      <w:start w:val="1"/>
+      <w:numFmt w:val="bullet"/>
+      <w:lvlText w:val=""/>
+      <w:lvlJc w:val="left"/>
+      <w:pPr>
+        <w:tabs>
+          <w:tab w:val="num" w:pos="2880"/>
+        </w:tabs>
+        <w:ind w:left="2880" w:hanging="360"/>
+      </w:pPr>
+      <w:rPr>
+        <w:rFonts w:ascii="Wingdings" w:hAnsi="Wingdings" w:hint="default"/>
+        <w:sz w:val="20"/>
+      </w:rPr>
+    </w:lvl>
+    <w:lvl w:ilvl="4" w:tentative="1">
+      <w:start w:val="1"/>
+      <w:numFmt w:val="bullet"/>
+      <w:lvlText w:val=""/>
+      <w:lvlJc w:val="left"/>
+      <w:pPr>
+        <w:tabs>
+          <w:tab w:val="num" w:pos="3600"/>
+        </w:tabs>
+        <w:ind w:left="3600" w:hanging="360"/>
+      </w:pPr>
+      <w:rPr>
+        <w:rFonts w:ascii="Wingdings" w:hAnsi="Wingdings" w:hint="default"/>
+        <w:sz w:val="20"/>
+      </w:rPr>
+    </w:lvl>
+    <w:lvl w:ilvl="5" w:tentative="1">
+      <w:start w:val="1"/>
+      <w:numFmt w:val="bullet"/>
+      <w:lvlText w:val=""/>
+      <w:lvlJc w:val="left"/>
+      <w:pPr>
+        <w:tabs>
+          <w:tab w:val="num" w:pos="4320"/>
+        </w:tabs>
+        <w:ind w:left="4320" w:hanging="360"/>
+      </w:pPr>
+      <w:rPr>
+        <w:rFonts w:ascii="Wingdings" w:hAnsi="Wingdings" w:hint="default"/>
+        <w:sz w:val="20"/>
+      </w:rPr>
+    </w:lvl>
+    <w:lvl w:ilvl="6" w:tentative="1">
+      <w:start w:val="1"/>
+      <w:numFmt w:val="bullet"/>
+      <w:lvlText w:val=""/>
+      <w:lvlJc w:val="left"/>
+      <w:pPr>
+        <w:tabs>
+          <w:tab w:val="num" w:pos="5040"/>
+        </w:tabs>
+        <w:ind w:left="5040" w:hanging="360"/>
+      </w:pPr>
+      <w:rPr>
+        <w:rFonts w:ascii="Wingdings" w:hAnsi="Wingdings" w:hint="default"/>
+        <w:sz w:val="20"/>
+      </w:rPr>
+    </w:lvl>
+    <w:lvl w:ilvl="7" w:tentative="1">
+      <w:start w:val="1"/>
+      <w:numFmt w:val="bullet"/>
+      <w:lvlText w:val=""/>
+      <w:lvlJc w:val="left"/>
+      <w:pPr>
+        <w:tabs>
+          <w:tab w:val="num" w:pos="5760"/>
+        </w:tabs>
+        <w:ind w:left="5760" w:hanging="360"/>
+      </w:pPr>
+      <w:rPr>
+        <w:rFonts w:ascii="Wingdings" w:hAnsi="Wingdings" w:hint="default"/>
+        <w:sz w:val="20"/>
+      </w:rPr>
+    </w:lvl>
+    <w:lvl w:ilvl="8" w:tentative="1">
+      <w:start w:val="1"/>
+      <w:numFmt w:val="bullet"/>
+      <w:lvlText w:val=""/>
+      <w:lvlJc w:val="left"/>
+      <w:pPr>
+        <w:tabs>
+          <w:tab w:val="num" w:pos="6480"/>
+        </w:tabs>
+        <w:ind w:left="6480" w:hanging="360"/>
+      </w:pPr>
+      <w:rPr>
+        <w:rFonts w:ascii="Wingdings" w:hAnsi="Wingdings" w:hint="default"/>
+        <w:sz w:val="20"/>
+      </w:rPr>
+    </w:lvl>
+  </w:abstractNum>
+  <w:num w:numId="1" w16cid:durableId="867907651">
+    <w:abstractNumId w:val="8"/>
+  </w:num>
+  <w:num w:numId="2" w16cid:durableId="515270827">
+    <w:abstractNumId w:val="1"/>
+  </w:num>
+  <w:num w:numId="3" w16cid:durableId="144704423">
+    <w:abstractNumId w:val="4"/>
+  </w:num>
+  <w:num w:numId="4" w16cid:durableId="938289918">
+    <w:abstractNumId w:val="5"/>
+  </w:num>
+  <w:num w:numId="5" w16cid:durableId="1216888144">
+    <w:abstractNumId w:val="9"/>
+  </w:num>
+  <w:num w:numId="6" w16cid:durableId="1462455995">
+    <w:abstractNumId w:val="7"/>
+  </w:num>
+  <w:num w:numId="7" w16cid:durableId="534271429">
+    <w:abstractNumId w:val="2"/>
+  </w:num>
+  <w:num w:numId="8" w16cid:durableId="626425049">
+    <w:abstractNumId w:val="3"/>
+  </w:num>
+  <w:num w:numId="9" w16cid:durableId="1385834581">
+    <w:abstractNumId w:val="6"/>
+  </w:num>
+  <w:num w:numId="10" w16cid:durableId="1320304771">
+    <w:abstractNumId w:val="0"/>
+  </w:num>
+</w:numbering>
 </file>
 
 <file path=word/styles.xml><?xml version="1.0" encoding="utf-8"?>
